--- a/cheatsheet.docx
+++ b/cheatsheet.docx
@@ -4,691 +4,6 @@
   <w:body>
     <w:p>
       <w:pPr>
-        <w:snapToGrid w:val="0"/>
-        <w:spacing w:after="0" w:line="240" w:lineRule="auto"/>
-        <w:rPr>
-          <w:rFonts w:cs="Times New Roman"/>
-          <w:color w:val="00B050"/>
-          <w:kern w:val="0"/>
-          <w:sz w:val="11"/>
-          <w:szCs w:val="11"/>
-          <w14:ligatures w14:val="none"/>
-        </w:rPr>
-      </w:pPr>
-      <w:r>
-        <w:rPr>
-          <w:rFonts w:cs="Times New Roman"/>
-          <w:bCs/>
-          <w:color w:val="EE0000"/>
-          <w:kern w:val="0"/>
-          <w:sz w:val="11"/>
-          <w:szCs w:val="11"/>
-          <w14:ligatures w14:val="none"/>
-        </w:rPr>
-        <w:t>Q1.1</w:t>
-      </w:r>
-      <w:r>
-        <w:rPr>
-          <w:rFonts w:cs="Times New Roman"/>
-          <w:color w:val="EE0000"/>
-          <w:kern w:val="0"/>
-          <w:sz w:val="11"/>
-          <w:szCs w:val="11"/>
-          <w14:ligatures w14:val="none"/>
-        </w:rPr>
-        <w:t xml:space="preserve"> </w:t>
-      </w:r>
-      <w:r>
-        <w:rPr>
-          <w:rFonts w:cs="Times New Roman"/>
-          <w:kern w:val="0"/>
-          <w:sz w:val="11"/>
-          <w:szCs w:val="11"/>
-          <w14:ligatures w14:val="none"/>
-        </w:rPr>
-        <w:t xml:space="preserve">Join: (A) </w:t>
-      </w:r>
-      <w:r>
-        <w:rPr>
-          <w:rFonts w:cs="Times New Roman"/>
-          <w:color w:val="00B050"/>
-          <w:kern w:val="0"/>
-          <w:sz w:val="11"/>
-          <w:szCs w:val="11"/>
-          <w14:ligatures w14:val="none"/>
-        </w:rPr>
-        <w:t>BNLJ ≥ PNLJ</w:t>
-      </w:r>
-      <w:r>
-        <w:rPr>
-          <w:rFonts w:cs="Times New Roman"/>
-          <w:color w:val="00B050"/>
-          <w:kern w:val="0"/>
-          <w:sz w:val="11"/>
-          <w:szCs w:val="11"/>
-          <w14:ligatures w14:val="none"/>
-        </w:rPr>
-        <w:t xml:space="preserve"> </w:t>
-      </w:r>
-      <w:r>
-        <w:rPr>
-          <w:rFonts w:cs="Times New Roman"/>
-          <w:color w:val="00B050"/>
-          <w:kern w:val="0"/>
-          <w:sz w:val="6"/>
-          <w:szCs w:val="6"/>
-          <w14:ligatures w14:val="none"/>
-        </w:rPr>
-        <w:t xml:space="preserve"> [R] + [R/(B - 2)] x [S]</w:t>
-      </w:r>
-      <w:r>
-        <w:rPr>
-          <w:rFonts w:cs="Times New Roman"/>
-          <w:color w:val="00B050"/>
-          <w:kern w:val="0"/>
-          <w:sz w:val="6"/>
-          <w:szCs w:val="6"/>
-          <w14:ligatures w14:val="none"/>
-        </w:rPr>
-        <w:t xml:space="preserve"> </w:t>
-      </w:r>
-      <w:r>
-        <w:rPr>
-          <w:rFonts w:cs="Times New Roman"/>
-          <w:color w:val="00B050"/>
-          <w:kern w:val="0"/>
-          <w:sz w:val="6"/>
-          <w:szCs w:val="6"/>
-          <w14:ligatures w14:val="none"/>
-        </w:rPr>
-        <w:t xml:space="preserve"> vs </w:t>
-      </w:r>
-      <w:r>
-        <w:rPr>
-          <w:rFonts w:cs="Times New Roman"/>
-          <w:color w:val="00B050"/>
-          <w:kern w:val="0"/>
-          <w:sz w:val="6"/>
-          <w:szCs w:val="6"/>
-          <w14:ligatures w14:val="none"/>
-        </w:rPr>
-        <w:t xml:space="preserve">[R] + [R] x [S] </w:t>
-      </w:r>
-      <w:r>
-        <w:rPr>
-          <w:rFonts w:cs="Times New Roman" w:hint="eastAsia"/>
-          <w:kern w:val="0"/>
-          <w:sz w:val="11"/>
-          <w:szCs w:val="11"/>
-          <w14:ligatures w14:val="none"/>
-        </w:rPr>
-        <w:t>(</w:t>
-      </w:r>
-      <w:r>
-        <w:rPr>
-          <w:rFonts w:cs="Times New Roman"/>
-          <w:kern w:val="0"/>
-          <w:sz w:val="11"/>
-          <w:szCs w:val="11"/>
-          <w14:ligatures w14:val="none"/>
-        </w:rPr>
-        <w:t xml:space="preserve">B) Smaller as outer (C) Two indexes, query larger </w:t>
-      </w:r>
-      <w:r>
-        <w:rPr>
-          <w:rFonts w:cs="Times New Roman"/>
-          <w:bCs/>
-          <w:kern w:val="0"/>
-          <w:sz w:val="11"/>
-          <w:szCs w:val="11"/>
-          <w14:ligatures w14:val="none"/>
-        </w:rPr>
-        <w:t>Q1.2</w:t>
-      </w:r>
-      <w:r>
-        <w:rPr>
-          <w:rFonts w:cs="Times New Roman"/>
-          <w:kern w:val="0"/>
-          <w:sz w:val="11"/>
-          <w:szCs w:val="11"/>
-          <w14:ligatures w14:val="none"/>
-        </w:rPr>
-        <w:t xml:space="preserve"> SNLJ same pages, different density: (C) Same IOs </w:t>
-      </w:r>
-      <w:r>
-        <w:rPr>
-          <w:rFonts w:cs="Times New Roman"/>
-          <w:bCs/>
-          <w:kern w:val="0"/>
-          <w:sz w:val="11"/>
-          <w:szCs w:val="11"/>
-          <w14:ligatures w14:val="none"/>
-        </w:rPr>
-        <w:t>Q1.3</w:t>
-      </w:r>
-      <w:r>
-        <w:rPr>
-          <w:rFonts w:cs="Times New Roman"/>
-          <w:kern w:val="0"/>
-          <w:sz w:val="11"/>
-          <w:szCs w:val="11"/>
-          <w14:ligatures w14:val="none"/>
-        </w:rPr>
-        <w:t xml:space="preserve"> Nested loops: (A) Both fit, order doesn't matter - TRUE; (B) Per-block better - TRUE; (C) Use hash not sort - TRUE </w:t>
-      </w:r>
-      <w:r>
-        <w:rPr>
-          <w:rFonts w:cs="Times New Roman"/>
-          <w:bCs/>
-          <w:kern w:val="0"/>
-          <w:sz w:val="11"/>
-          <w:szCs w:val="11"/>
-          <w14:ligatures w14:val="none"/>
-        </w:rPr>
-        <w:t>Q1.4</w:t>
-      </w:r>
-      <w:r>
-        <w:rPr>
-          <w:rFonts w:cs="Times New Roman"/>
-          <w:kern w:val="0"/>
-          <w:sz w:val="11"/>
-          <w:szCs w:val="11"/>
-          <w14:ligatures w14:val="none"/>
-        </w:rPr>
-        <w:t xml:space="preserve"> Nested loop sorted: (B) Outer table sorted </w:t>
-      </w:r>
-      <w:r>
-        <w:rPr>
-          <w:rFonts w:cs="Times New Roman"/>
-          <w:bCs/>
-          <w:kern w:val="0"/>
-          <w:sz w:val="11"/>
-          <w:szCs w:val="11"/>
-          <w14:ligatures w14:val="none"/>
-        </w:rPr>
-        <w:t>Q1.5</w:t>
-      </w:r>
-      <w:r>
-        <w:rPr>
-          <w:rFonts w:cs="Times New Roman"/>
-          <w:kern w:val="0"/>
-          <w:sz w:val="11"/>
-          <w:szCs w:val="11"/>
-          <w14:ligatures w14:val="none"/>
-        </w:rPr>
-        <w:t xml:space="preserve"> Index join algorithm: All TRUE </w:t>
-      </w:r>
-      <w:r>
-        <w:rPr>
-          <w:rFonts w:cs="Times New Roman"/>
-          <w:bCs/>
-          <w:kern w:val="0"/>
-          <w:sz w:val="11"/>
-          <w:szCs w:val="11"/>
-          <w14:ligatures w14:val="none"/>
-        </w:rPr>
-        <w:t>Q1.6</w:t>
-      </w:r>
-      <w:r>
-        <w:rPr>
-          <w:rFonts w:cs="Times New Roman"/>
-          <w:kern w:val="0"/>
-          <w:sz w:val="11"/>
-          <w:szCs w:val="11"/>
-          <w14:ligatures w14:val="none"/>
-        </w:rPr>
-        <w:t xml:space="preserve"> Not pipeline breakers: (A) INLJ; (B) CNLJ </w:t>
-      </w:r>
-      <w:r>
-        <w:rPr>
-          <w:rFonts w:cs="Times New Roman"/>
-          <w:bCs/>
-          <w:kern w:val="0"/>
-          <w:sz w:val="11"/>
-          <w:szCs w:val="11"/>
-          <w14:ligatures w14:val="none"/>
-        </w:rPr>
-        <w:t>Q1.7</w:t>
-      </w:r>
-      <w:r>
-        <w:rPr>
-          <w:rFonts w:cs="Times New Roman"/>
-          <w:kern w:val="0"/>
-          <w:sz w:val="11"/>
-          <w:szCs w:val="11"/>
-          <w14:ligatures w14:val="none"/>
-        </w:rPr>
-        <w:t xml:space="preserve"> System R: (A) May include cartesian - TRUE; (B) Always pipelined - FALSE; (C) Only cheapest - FALSE </w:t>
-      </w:r>
-      <w:r>
-        <w:rPr>
-          <w:rFonts w:cs="Times New Roman"/>
-          <w:bCs/>
-          <w:kern w:val="0"/>
-          <w:sz w:val="11"/>
-          <w:szCs w:val="11"/>
-          <w14:ligatures w14:val="none"/>
-        </w:rPr>
-        <w:t>Q1.8</w:t>
-      </w:r>
-      <w:r>
-        <w:rPr>
-          <w:rFonts w:cs="Times New Roman"/>
-          <w:kern w:val="0"/>
-          <w:sz w:val="11"/>
-          <w:szCs w:val="11"/>
-          <w14:ligatures w14:val="none"/>
-        </w:rPr>
-        <w:t xml:space="preserve"> System R: (A) Optimal guarantee - FALSE; (B) Pushdown always better - FALSE; (C) Top-down - FALSE </w:t>
-      </w:r>
-      <w:r>
-        <w:rPr>
-          <w:rFonts w:cs="Times New Roman"/>
-          <w:bCs/>
-          <w:kern w:val="0"/>
-          <w:sz w:val="11"/>
-          <w:szCs w:val="11"/>
-          <w14:ligatures w14:val="none"/>
-        </w:rPr>
-        <w:t>Q1.9</w:t>
-      </w:r>
-      <w:r>
-        <w:rPr>
-          <w:rFonts w:cs="Times New Roman"/>
-          <w:kern w:val="0"/>
-          <w:sz w:val="11"/>
-          <w:szCs w:val="11"/>
-          <w14:ligatures w14:val="none"/>
-        </w:rPr>
-        <w:t xml:space="preserve"> Histograms: (A) Equi-width - TRUE; (B) Equi-depth - TRUE; (C) Uniformity assumption - TRUE </w:t>
-      </w:r>
-      <w:r>
-        <w:rPr>
-          <w:rFonts w:cs="Times New Roman"/>
-          <w:bCs/>
-          <w:kern w:val="0"/>
-          <w:sz w:val="11"/>
-          <w:szCs w:val="11"/>
-          <w14:ligatures w14:val="none"/>
-        </w:rPr>
-        <w:t>Q1.10</w:t>
-      </w:r>
-      <w:r>
-        <w:rPr>
-          <w:rFonts w:cs="Times New Roman"/>
-          <w:kern w:val="0"/>
-          <w:sz w:val="11"/>
-          <w:szCs w:val="11"/>
-          <w14:ligatures w14:val="none"/>
-        </w:rPr>
-        <w:t xml:space="preserve"> Locking: (A) No cascading aborts Strict2PL - FALSE; (B) 2PL → conflict-serializable - TRUE; (C) Acyclic Strict2PL - TRUE </w:t>
-      </w:r>
-      <w:r>
-        <w:rPr>
-          <w:rFonts w:cs="Times New Roman"/>
-          <w:bCs/>
-          <w:kern w:val="0"/>
-          <w:sz w:val="11"/>
-          <w:szCs w:val="11"/>
-          <w14:ligatures w14:val="none"/>
-        </w:rPr>
-        <w:t>Q1.11</w:t>
-      </w:r>
-      <w:r>
-        <w:rPr>
-          <w:rFonts w:cs="Times New Roman"/>
-          <w:kern w:val="0"/>
-          <w:sz w:val="11"/>
-          <w:szCs w:val="11"/>
-          <w14:ligatures w14:val="none"/>
-        </w:rPr>
-        <w:t xml:space="preserve"> Schedules: (A) Dirty reads in conflict-serializable - TRUE; (B) Lost updates - FALSE; (C) Cascading aborts - TRUE </w:t>
-      </w:r>
-      <w:r>
-        <w:rPr>
-          <w:rFonts w:cs="Times New Roman"/>
-          <w:bCs/>
-          <w:kern w:val="0"/>
-          <w:sz w:val="11"/>
-          <w:szCs w:val="11"/>
-          <w14:ligatures w14:val="none"/>
-        </w:rPr>
-        <w:t>Q1.12</w:t>
-      </w:r>
-      <w:r>
-        <w:rPr>
-          <w:rFonts w:cs="Times New Roman"/>
-          <w:kern w:val="0"/>
-          <w:sz w:val="11"/>
-          <w:szCs w:val="11"/>
-          <w14:ligatures w14:val="none"/>
-        </w:rPr>
-        <w:t xml:space="preserve"> PDBMS: (A) Shared-disk independent scale - TRUE; (B) Shared-memory closest - TRUE; (C) Shared-nothing easier scale - FALSE </w:t>
-      </w:r>
-      <w:r>
-        <w:rPr>
-          <w:rFonts w:cs="Times New Roman"/>
-          <w:bCs/>
-          <w:kern w:val="0"/>
-          <w:sz w:val="11"/>
-          <w:szCs w:val="11"/>
-          <w14:ligatures w14:val="none"/>
-        </w:rPr>
-        <w:t>Q1.13</w:t>
-      </w:r>
-      <w:r>
-        <w:rPr>
-          <w:rFonts w:cs="Times New Roman"/>
-          <w:kern w:val="0"/>
-          <w:sz w:val="11"/>
-          <w:szCs w:val="11"/>
-          <w14:ligatures w14:val="none"/>
-        </w:rPr>
-        <w:t xml:space="preserve"> PDBMS: (A) Round-robin insertion higher - TRUE; (B) Round-robin better than hash - FALSE; (C) Range better than round-robin - TRUE </w:t>
-      </w:r>
-      <w:r>
-        <w:rPr>
-          <w:rFonts w:cs="Times New Roman"/>
-          <w:bCs/>
-          <w:kern w:val="0"/>
-          <w:sz w:val="11"/>
-          <w:szCs w:val="11"/>
-          <w14:ligatures w14:val="none"/>
-        </w:rPr>
-        <w:t>Q1.14</w:t>
-      </w:r>
-      <w:r>
-        <w:rPr>
-          <w:rFonts w:cs="Times New Roman"/>
-          <w:kern w:val="0"/>
-          <w:sz w:val="11"/>
-          <w:szCs w:val="11"/>
-          <w14:ligatures w14:val="none"/>
-        </w:rPr>
-        <w:t xml:space="preserve"> NoSQL replication: (A) Multiple nodes - FALSE; (B) Latency - TRUE; (C) DB sizes - FALSE </w:t>
-      </w:r>
-      <w:r>
-        <w:rPr>
-          <w:rFonts w:cs="Times New Roman"/>
-          <w:bCs/>
-          <w:kern w:val="0"/>
-          <w:sz w:val="11"/>
-          <w:szCs w:val="11"/>
-          <w14:ligatures w14:val="none"/>
-        </w:rPr>
-        <w:t>Q1.15</w:t>
-      </w:r>
-      <w:r>
-        <w:rPr>
-          <w:rFonts w:cs="Times New Roman"/>
-          <w:kern w:val="0"/>
-          <w:sz w:val="11"/>
-          <w:szCs w:val="11"/>
-          <w14:ligatures w14:val="none"/>
-        </w:rPr>
-        <w:t xml:space="preserve"> NoSQL: (A) High read-write - TRUE; (B) Replication for scalability - FALSE; (C) Transactional </w:t>
-      </w:r>
-      <w:r>
-        <w:rPr>
-          <w:rFonts w:cs="Times New Roman"/>
-          <w:kern w:val="0"/>
-          <w:sz w:val="11"/>
-          <w:szCs w:val="11"/>
-          <w14:ligatures w14:val="none"/>
-        </w:rPr>
-        <w:t>–</w:t>
-      </w:r>
-      <w:r>
-        <w:rPr>
-          <w:rFonts w:cs="Times New Roman"/>
-          <w:kern w:val="0"/>
-          <w:sz w:val="11"/>
-          <w:szCs w:val="11"/>
-          <w14:ligatures w14:val="none"/>
-        </w:rPr>
-        <w:t xml:space="preserve"> TRUE</w:t>
-      </w:r>
-    </w:p>
-    <w:p>
-      <w:pPr>
-        <w:snapToGrid w:val="0"/>
-        <w:spacing w:after="0" w:line="240" w:lineRule="auto"/>
-        <w:rPr>
-          <w:rFonts w:cs="Times New Roman"/>
-          <w:kern w:val="0"/>
-          <w:sz w:val="11"/>
-          <w:szCs w:val="11"/>
-          <w14:ligatures w14:val="none"/>
-        </w:rPr>
-      </w:pPr>
-      <w:r>
-        <w:rPr>
-          <w:rFonts w:cs="Times New Roman"/>
-          <w:bCs/>
-          <w:kern w:val="0"/>
-          <w:sz w:val="11"/>
-          <w:szCs w:val="11"/>
-          <w14:ligatures w14:val="none"/>
-        </w:rPr>
-        <w:t>Q2.1</w:t>
-      </w:r>
-      <w:r>
-        <w:rPr>
-          <w:rFonts w:cs="Times New Roman"/>
-          <w:kern w:val="0"/>
-          <w:sz w:val="11"/>
-          <w:szCs w:val="11"/>
-          <w14:ligatures w14:val="none"/>
-        </w:rPr>
-        <w:t xml:space="preserve"> Grace Hash with rehashing: YES, that's Grace-Hash Join</w:t>
-      </w:r>
-    </w:p>
-    <w:p>
-      <w:pPr>
-        <w:snapToGrid w:val="0"/>
-        <w:spacing w:after="0" w:line="240" w:lineRule="auto"/>
-        <w:rPr>
-          <w:rFonts w:cs="Times New Roman"/>
-          <w:kern w:val="0"/>
-          <w:sz w:val="11"/>
-          <w:szCs w:val="11"/>
-          <w14:ligatures w14:val="none"/>
-        </w:rPr>
-      </w:pPr>
-      <w:r>
-        <w:rPr>
-          <w:rFonts w:cs="Times New Roman"/>
-          <w:bCs/>
-          <w:kern w:val="0"/>
-          <w:sz w:val="11"/>
-          <w:szCs w:val="11"/>
-          <w14:ligatures w14:val="none"/>
-        </w:rPr>
-        <w:t>Q2.2</w:t>
-      </w:r>
-      <w:r>
-        <w:rPr>
-          <w:rFonts w:cs="Times New Roman"/>
-          <w:kern w:val="0"/>
-          <w:sz w:val="11"/>
-          <w:szCs w:val="11"/>
-          <w14:ligatures w14:val="none"/>
-        </w:rPr>
-        <w:t xml:space="preserve"> Join 40K pages + 25 pages: Naive in-memory = 425 IOs</w:t>
-      </w:r>
-    </w:p>
-    <w:p>
-      <w:pPr>
-        <w:snapToGrid w:val="0"/>
-        <w:spacing w:after="0" w:line="240" w:lineRule="auto"/>
-        <w:rPr>
-          <w:rFonts w:cs="Times New Roman"/>
-          <w:kern w:val="0"/>
-          <w:sz w:val="11"/>
-          <w:szCs w:val="11"/>
-          <w14:ligatures w14:val="none"/>
-        </w:rPr>
-      </w:pPr>
-      <w:r>
-        <w:rPr>
-          <w:rFonts w:cs="Times New Roman"/>
-          <w:bCs/>
-          <w:kern w:val="0"/>
-          <w:sz w:val="11"/>
-          <w:szCs w:val="11"/>
-          <w14:ligatures w14:val="none"/>
-        </w:rPr>
-        <w:t>Q2.3</w:t>
-      </w:r>
-      <w:r>
-        <w:rPr>
-          <w:rFonts w:cs="Times New Roman"/>
-          <w:kern w:val="0"/>
-          <w:sz w:val="11"/>
-          <w:szCs w:val="11"/>
-          <w14:ligatures w14:val="none"/>
-        </w:rPr>
-        <w:t xml:space="preserve"> Cardinality: (a) 1.5; (b) Underestimate (correlation)</w:t>
-      </w:r>
-    </w:p>
-    <w:p>
-      <w:pPr>
-        <w:snapToGrid w:val="0"/>
-        <w:spacing w:after="0" w:line="240" w:lineRule="auto"/>
-        <w:rPr>
-          <w:rFonts w:cs="Times New Roman"/>
-          <w:kern w:val="0"/>
-          <w:sz w:val="11"/>
-          <w:szCs w:val="11"/>
-          <w14:ligatures w14:val="none"/>
-        </w:rPr>
-      </w:pPr>
-      <w:r>
-        <w:rPr>
-          <w:rFonts w:cs="Times New Roman"/>
-          <w:bCs/>
-          <w:kern w:val="0"/>
-          <w:sz w:val="11"/>
-          <w:szCs w:val="11"/>
-          <w14:ligatures w14:val="none"/>
-        </w:rPr>
-        <w:t>Q2.4</w:t>
-      </w:r>
-      <w:r>
-        <w:rPr>
-          <w:rFonts w:cs="Times New Roman"/>
-          <w:kern w:val="0"/>
-          <w:sz w:val="11"/>
-          <w:szCs w:val="11"/>
-          <w14:ligatures w14:val="none"/>
-        </w:rPr>
-        <w:t xml:space="preserve"> Serializability: (a) Not serial; (b) Dependency graph; (c) Has cycles → NOT conflict-serializable</w:t>
-      </w:r>
-    </w:p>
-    <w:p>
-      <w:pPr>
-        <w:snapToGrid w:val="0"/>
-        <w:spacing w:after="0" w:line="240" w:lineRule="auto"/>
-        <w:rPr>
-          <w:rFonts w:cs="Times New Roman"/>
-          <w:kern w:val="0"/>
-          <w:sz w:val="11"/>
-          <w:szCs w:val="11"/>
-          <w14:ligatures w14:val="none"/>
-        </w:rPr>
-      </w:pPr>
-      <w:r>
-        <w:rPr>
-          <w:rFonts w:cs="Times New Roman"/>
-          <w:bCs/>
-          <w:kern w:val="0"/>
-          <w:sz w:val="11"/>
-          <w:szCs w:val="11"/>
-          <w14:ligatures w14:val="none"/>
-        </w:rPr>
-        <w:t>Q2.5</w:t>
-      </w:r>
-      <w:r>
-        <w:rPr>
-          <w:rFonts w:cs="Times New Roman"/>
-          <w:kern w:val="0"/>
-          <w:sz w:val="11"/>
-          <w:szCs w:val="11"/>
-          <w14:ligatures w14:val="none"/>
-        </w:rPr>
-        <w:t xml:space="preserve"> Deadlock avoidance: Wait-Die/Wound-Wait protocols</w:t>
-      </w:r>
-    </w:p>
-    <w:p>
-      <w:pPr>
-        <w:snapToGrid w:val="0"/>
-        <w:spacing w:after="0" w:line="240" w:lineRule="auto"/>
-        <w:rPr>
-          <w:rFonts w:cs="Times New Roman"/>
-          <w:kern w:val="0"/>
-          <w:sz w:val="11"/>
-          <w:szCs w:val="11"/>
-          <w14:ligatures w14:val="none"/>
-        </w:rPr>
-      </w:pPr>
-      <w:r>
-        <w:rPr>
-          <w:rFonts w:cs="Times New Roman"/>
-          <w:bCs/>
-          <w:kern w:val="0"/>
-          <w:sz w:val="11"/>
-          <w:szCs w:val="11"/>
-          <w14:ligatures w14:val="none"/>
-        </w:rPr>
-        <w:t>Q2.6</w:t>
-      </w:r>
-      <w:r>
-        <w:rPr>
-          <w:rFonts w:cs="Times New Roman"/>
-          <w:kern w:val="0"/>
-          <w:sz w:val="11"/>
-          <w:szCs w:val="11"/>
-          <w14:ligatures w14:val="none"/>
-        </w:rPr>
-        <w:t xml:space="preserve"> Schedule: Not conflict-serializable, not possible under 2PL</w:t>
-      </w:r>
-    </w:p>
-    <w:p>
-      <w:pPr>
-        <w:snapToGrid w:val="0"/>
-        <w:spacing w:after="0" w:line="240" w:lineRule="auto"/>
-        <w:rPr>
-          <w:rFonts w:cs="Times New Roman"/>
-          <w:kern w:val="0"/>
-          <w:sz w:val="11"/>
-          <w:szCs w:val="11"/>
-          <w14:ligatures w14:val="none"/>
-        </w:rPr>
-      </w:pPr>
-      <w:r>
-        <w:rPr>
-          <w:rFonts w:cs="Times New Roman"/>
-          <w:bCs/>
-          <w:kern w:val="0"/>
-          <w:sz w:val="11"/>
-          <w:szCs w:val="11"/>
-          <w14:ligatures w14:val="none"/>
-        </w:rPr>
-        <w:t>Q2.7</w:t>
-      </w:r>
-      <w:r>
-        <w:rPr>
-          <w:rFonts w:cs="Times New Roman"/>
-          <w:kern w:val="0"/>
-          <w:sz w:val="11"/>
-          <w:szCs w:val="11"/>
-          <w14:ligatures w14:val="none"/>
-        </w:rPr>
-        <w:t xml:space="preserve"> Selectivity: Multiple predicate queries with formula calculations</w:t>
-      </w:r>
-    </w:p>
-    <w:p>
-      <w:pPr>
         <w:pBdr>
           <w:bottom w:val="single" w:sz="6" w:space="1" w:color="auto"/>
         </w:pBdr>
@@ -696,16 +11,1501 @@
         <w:spacing w:after="0" w:line="240" w:lineRule="auto"/>
         <w:rPr>
           <w:rFonts w:cs="Times New Roman"/>
-          <w:kern w:val="0"/>
-          <w:sz w:val="11"/>
-          <w:szCs w:val="11"/>
-          <w14:ligatures w14:val="none"/>
-        </w:rPr>
-      </w:pPr>
-      <w:r>
-        <w:rPr>
-          <w:rFonts w:cs="Times New Roman"/>
-          <w:bCs/>
+          <w:bCs/>
+          <w:color w:val="00B050"/>
+          <w:kern w:val="0"/>
+          <w:sz w:val="11"/>
+          <w:szCs w:val="11"/>
+          <w14:ligatures w14:val="none"/>
+        </w:rPr>
+      </w:pPr>
+      <w:r>
+        <w:rPr>
+          <w:rFonts w:cs="Times New Roman"/>
+          <w:bCs/>
+          <w:color w:val="00B050"/>
+          <w:kern w:val="0"/>
+          <w:sz w:val="11"/>
+          <w:szCs w:val="11"/>
+          <w14:ligatures w14:val="none"/>
+        </w:rPr>
+        <w:t>Grace Nested Join: 1. R and S, using hash function-&gt;partitions2[R]+2[S]; merge to output[R]+[S]</w:t>
+      </w:r>
+    </w:p>
+    <w:p>
+      <w:pPr>
+        <w:pBdr>
+          <w:bottom w:val="single" w:sz="6" w:space="1" w:color="auto"/>
+        </w:pBdr>
+        <w:snapToGrid w:val="0"/>
+        <w:spacing w:after="0" w:line="240" w:lineRule="auto"/>
+        <w:rPr>
+          <w:rFonts w:cs="Times New Roman"/>
+          <w:bCs/>
+          <w:color w:val="00B050"/>
+          <w:kern w:val="0"/>
+          <w:sz w:val="11"/>
+          <w:szCs w:val="11"/>
+          <w14:ligatures w14:val="none"/>
+        </w:rPr>
+      </w:pPr>
+      <w:r>
+        <w:rPr>
+          <w:rFonts w:cs="Times New Roman"/>
+          <w:bCs/>
+          <w:color w:val="00B050"/>
+          <w:kern w:val="0"/>
+          <w:sz w:val="11"/>
+          <w:szCs w:val="11"/>
+          <w14:ligatures w14:val="none"/>
+        </w:rPr>
+        <w:t>Sort-merge Join:1.R and S-&gt; generate runs,2[R]+2[S];</w:t>
+      </w:r>
+      <w:r>
+        <w:rPr>
+          <w:rFonts w:cs="Times New Roman"/>
+          <w:bCs/>
+          <w:color w:val="00B050"/>
+          <w:kern w:val="0"/>
+          <w:sz w:val="11"/>
+          <w:szCs w:val="11"/>
+          <w14:ligatures w14:val="none"/>
+        </w:rPr>
+        <w:t xml:space="preserve"> runs to final sored files</w:t>
+      </w:r>
+      <w:r>
+        <w:rPr>
+          <w:rFonts w:cs="Times New Roman"/>
+          <w:bCs/>
+          <w:color w:val="00B050"/>
+          <w:kern w:val="0"/>
+          <w:sz w:val="11"/>
+          <w:szCs w:val="11"/>
+          <w14:ligatures w14:val="none"/>
+        </w:rPr>
+        <w:t>2</w:t>
+      </w:r>
+      <w:r>
+        <w:rPr>
+          <w:rFonts w:cs="Times New Roman"/>
+          <w:bCs/>
+          <w:color w:val="00B050"/>
+          <w:kern w:val="0"/>
+          <w:sz w:val="11"/>
+          <w:szCs w:val="11"/>
+          <w14:ligatures w14:val="none"/>
+        </w:rPr>
+        <w:t>[R]+</w:t>
+      </w:r>
+      <w:r>
+        <w:rPr>
+          <w:rFonts w:cs="Times New Roman"/>
+          <w:bCs/>
+          <w:color w:val="00B050"/>
+          <w:kern w:val="0"/>
+          <w:sz w:val="11"/>
+          <w:szCs w:val="11"/>
+          <w14:ligatures w14:val="none"/>
+        </w:rPr>
+        <w:t>2</w:t>
+      </w:r>
+      <w:r>
+        <w:rPr>
+          <w:rFonts w:cs="Times New Roman"/>
+          <w:bCs/>
+          <w:color w:val="00B050"/>
+          <w:kern w:val="0"/>
+          <w:sz w:val="11"/>
+          <w:szCs w:val="11"/>
+          <w14:ligatures w14:val="none"/>
+        </w:rPr>
+        <w:t>[S]</w:t>
+      </w:r>
+      <w:r>
+        <w:rPr>
+          <w:rFonts w:cs="Times New Roman"/>
+          <w:bCs/>
+          <w:color w:val="00B050"/>
+          <w:kern w:val="0"/>
+          <w:sz w:val="11"/>
+          <w:szCs w:val="11"/>
+          <w14:ligatures w14:val="none"/>
+        </w:rPr>
+        <w:t>; merge to output[R]+[S];</w:t>
+      </w:r>
+    </w:p>
+    <w:p>
+      <w:pPr>
+        <w:pBdr>
+          <w:bottom w:val="single" w:sz="6" w:space="1" w:color="auto"/>
+        </w:pBdr>
+        <w:snapToGrid w:val="0"/>
+        <w:spacing w:after="0" w:line="240" w:lineRule="auto"/>
+        <w:rPr>
+          <w:rFonts w:cs="Times New Roman"/>
+          <w:color w:val="00B050"/>
+          <w:kern w:val="0"/>
+          <w:sz w:val="10"/>
+          <w:szCs w:val="10"/>
+          <w14:ligatures w14:val="none"/>
+        </w:rPr>
+      </w:pPr>
+      <w:r>
+        <w:rPr>
+          <w:rFonts w:cs="Times New Roman"/>
+          <w:bCs/>
+          <w:color w:val="00B050"/>
+          <w:kern w:val="0"/>
+          <w:sz w:val="11"/>
+          <w:szCs w:val="11"/>
+          <w14:ligatures w14:val="none"/>
+        </w:rPr>
+        <w:t>Block</w:t>
+      </w:r>
+      <w:r>
+        <w:rPr>
+          <w:rFonts w:cs="Times New Roman"/>
+          <w:bCs/>
+          <w:color w:val="00B050"/>
+          <w:kern w:val="0"/>
+          <w:sz w:val="11"/>
+          <w:szCs w:val="11"/>
+          <w14:ligatures w14:val="none"/>
+        </w:rPr>
+        <w:t>/chunk</w:t>
+      </w:r>
+      <w:r>
+        <w:rPr>
+          <w:rFonts w:cs="Times New Roman"/>
+          <w:bCs/>
+          <w:color w:val="00B050"/>
+          <w:kern w:val="0"/>
+          <w:sz w:val="11"/>
+          <w:szCs w:val="11"/>
+          <w14:ligatures w14:val="none"/>
+        </w:rPr>
+        <w:t>N</w:t>
+      </w:r>
+      <w:r>
+        <w:rPr>
+          <w:rFonts w:cs="Times New Roman"/>
+          <w:bCs/>
+          <w:color w:val="00B050"/>
+          <w:kern w:val="0"/>
+          <w:sz w:val="11"/>
+          <w:szCs w:val="11"/>
+          <w14:ligatures w14:val="none"/>
+        </w:rPr>
+        <w:t xml:space="preserve"> Nested Loop Join:</w:t>
+      </w:r>
+      <w:r>
+        <w:rPr>
+          <w:rFonts w:cs="Times New Roman"/>
+          <w:color w:val="00B050"/>
+          <w:kern w:val="0"/>
+          <w:sz w:val="10"/>
+          <w:szCs w:val="10"/>
+          <w14:ligatures w14:val="none"/>
+        </w:rPr>
+        <w:t xml:space="preserve"> </w:t>
+      </w:r>
+      <w:r>
+        <w:rPr>
+          <w:rFonts w:cs="Times New Roman"/>
+          <w:color w:val="00B050"/>
+          <w:kern w:val="0"/>
+          <w:sz w:val="10"/>
+          <w:szCs w:val="10"/>
+          <w14:ligatures w14:val="none"/>
+        </w:rPr>
+        <w:t xml:space="preserve">[R] + [R/(B - 2)] x [S]  </w:t>
+      </w:r>
+    </w:p>
+    <w:p>
+      <w:pPr>
+        <w:pBdr>
+          <w:bottom w:val="single" w:sz="6" w:space="1" w:color="auto"/>
+        </w:pBdr>
+        <w:snapToGrid w:val="0"/>
+        <w:spacing w:after="0" w:line="240" w:lineRule="auto"/>
+        <w:rPr>
+          <w:rFonts w:cs="Times New Roman"/>
+          <w:bCs/>
+          <w:color w:val="00B050"/>
+          <w:kern w:val="0"/>
+          <w:sz w:val="11"/>
+          <w:szCs w:val="11"/>
+          <w14:ligatures w14:val="none"/>
+        </w:rPr>
+      </w:pPr>
+      <w:r>
+        <w:rPr>
+          <w:rFonts w:cs="Times New Roman"/>
+          <w:color w:val="00B050"/>
+          <w:kern w:val="0"/>
+          <w:sz w:val="10"/>
+          <w:szCs w:val="10"/>
+          <w14:ligatures w14:val="none"/>
+        </w:rPr>
+        <w:t>Page/Simple Nested Loop Join:</w:t>
+      </w:r>
+      <w:r>
+        <w:rPr>
+          <w:rFonts w:cs="Times New Roman"/>
+          <w:color w:val="00B050"/>
+          <w:kern w:val="0"/>
+          <w:sz w:val="10"/>
+          <w:szCs w:val="10"/>
+          <w14:ligatures w14:val="none"/>
+        </w:rPr>
+        <w:t xml:space="preserve"> </w:t>
+      </w:r>
+      <w:r>
+        <w:rPr>
+          <w:rFonts w:cs="Times New Roman"/>
+          <w:color w:val="00B050"/>
+          <w:kern w:val="0"/>
+          <w:sz w:val="10"/>
+          <w:szCs w:val="10"/>
+          <w14:ligatures w14:val="none"/>
+        </w:rPr>
+        <w:t>[R] + [R] x [S]</w:t>
+      </w:r>
+    </w:p>
+    <w:p>
+      <w:pPr>
+        <w:snapToGrid w:val="0"/>
+        <w:spacing w:after="0" w:line="240" w:lineRule="auto"/>
+        <w:rPr>
+          <w:rFonts w:cs="Times New Roman"/>
+          <w:color w:val="000000" w:themeColor="text1"/>
+          <w:kern w:val="0"/>
+          <w:sz w:val="11"/>
+          <w:szCs w:val="11"/>
+          <w14:ligatures w14:val="none"/>
+        </w:rPr>
+      </w:pPr>
+      <w:r>
+        <w:rPr>
+          <w:rFonts w:cs="Times New Roman"/>
+          <w:bCs/>
+          <w:color w:val="000000" w:themeColor="text1"/>
+          <w:kern w:val="0"/>
+          <w:sz w:val="11"/>
+          <w:szCs w:val="11"/>
+          <w14:ligatures w14:val="none"/>
+        </w:rPr>
+        <w:t>Q1.1</w:t>
+      </w:r>
+      <w:r>
+        <w:rPr>
+          <w:rFonts w:cs="Times New Roman"/>
+          <w:color w:val="000000" w:themeColor="text1"/>
+          <w:kern w:val="0"/>
+          <w:sz w:val="11"/>
+          <w:szCs w:val="11"/>
+          <w14:ligatures w14:val="none"/>
+        </w:rPr>
+        <w:t xml:space="preserve"> Join: </w:t>
+      </w:r>
+      <w:r>
+        <w:rPr>
+          <w:rFonts w:cs="Times New Roman"/>
+          <w:color w:val="00B050"/>
+          <w:kern w:val="0"/>
+          <w:sz w:val="11"/>
+          <w:szCs w:val="11"/>
+          <w14:ligatures w14:val="none"/>
+        </w:rPr>
+        <w:t xml:space="preserve">(A) </w:t>
+      </w:r>
+      <w:r>
+        <w:rPr>
+          <w:rFonts w:cs="Times New Roman"/>
+          <w:color w:val="000000" w:themeColor="text1"/>
+          <w:kern w:val="0"/>
+          <w:sz w:val="11"/>
+          <w:szCs w:val="11"/>
+          <w14:ligatures w14:val="none"/>
+        </w:rPr>
+        <w:t>BNLJ ≥ PNLJ</w:t>
+      </w:r>
+      <w:r>
+        <w:rPr>
+          <w:rFonts w:cs="Times New Roman"/>
+          <w:color w:val="000000" w:themeColor="text1"/>
+          <w:kern w:val="0"/>
+          <w:sz w:val="11"/>
+          <w:szCs w:val="11"/>
+          <w14:ligatures w14:val="none"/>
+        </w:rPr>
+        <w:t xml:space="preserve"> </w:t>
+      </w:r>
+      <w:r>
+        <w:rPr>
+          <w:rFonts w:cs="Times New Roman"/>
+          <w:color w:val="000000" w:themeColor="text1"/>
+          <w:kern w:val="0"/>
+          <w:sz w:val="6"/>
+          <w:szCs w:val="6"/>
+          <w14:ligatures w14:val="none"/>
+        </w:rPr>
+        <w:t xml:space="preserve"> </w:t>
+      </w:r>
+      <w:r>
+        <w:rPr>
+          <w:rFonts w:cs="Times New Roman" w:hint="eastAsia"/>
+          <w:color w:val="00B050"/>
+          <w:kern w:val="0"/>
+          <w:sz w:val="11"/>
+          <w:szCs w:val="11"/>
+          <w14:ligatures w14:val="none"/>
+        </w:rPr>
+        <w:t>(</w:t>
+      </w:r>
+      <w:r>
+        <w:rPr>
+          <w:rFonts w:cs="Times New Roman"/>
+          <w:color w:val="00B050"/>
+          <w:kern w:val="0"/>
+          <w:sz w:val="11"/>
+          <w:szCs w:val="11"/>
+          <w14:ligatures w14:val="none"/>
+        </w:rPr>
+        <w:t xml:space="preserve">B) </w:t>
+      </w:r>
+      <w:r>
+        <w:rPr>
+          <w:rFonts w:cs="Times New Roman"/>
+          <w:color w:val="000000" w:themeColor="text1"/>
+          <w:kern w:val="0"/>
+          <w:sz w:val="11"/>
+          <w:szCs w:val="11"/>
+          <w14:ligatures w14:val="none"/>
+        </w:rPr>
+        <w:t>NLJ</w:t>
+      </w:r>
+      <w:r>
+        <w:rPr>
+          <w:rFonts w:cs="Times New Roman"/>
+          <w:color w:val="000000" w:themeColor="text1"/>
+          <w:kern w:val="0"/>
+          <w:sz w:val="11"/>
+          <w:szCs w:val="11"/>
+          <w14:ligatures w14:val="none"/>
+        </w:rPr>
+        <w:t>:</w:t>
+      </w:r>
+      <w:r>
+        <w:rPr>
+          <w:rFonts w:cs="Times New Roman"/>
+          <w:color w:val="000000" w:themeColor="text1"/>
+          <w:kern w:val="0"/>
+          <w:sz w:val="11"/>
+          <w:szCs w:val="11"/>
+          <w14:ligatures w14:val="none"/>
+        </w:rPr>
+        <w:t>s</w:t>
+      </w:r>
+      <w:r>
+        <w:rPr>
+          <w:rFonts w:cs="Times New Roman"/>
+          <w:color w:val="000000" w:themeColor="text1"/>
+          <w:kern w:val="0"/>
+          <w:sz w:val="11"/>
+          <w:szCs w:val="11"/>
+          <w14:ligatures w14:val="none"/>
+        </w:rPr>
+        <w:t xml:space="preserve">maller as outer (C) </w:t>
+      </w:r>
+      <w:r>
+        <w:rPr>
+          <w:rFonts w:cs="Times New Roman"/>
+          <w:color w:val="000000" w:themeColor="text1"/>
+          <w:kern w:val="0"/>
+          <w:sz w:val="11"/>
+          <w:szCs w:val="11"/>
+          <w14:ligatures w14:val="none"/>
+        </w:rPr>
+        <w:t>INLJ,</w:t>
+      </w:r>
+      <w:r>
+        <w:rPr>
+          <w:rFonts w:cs="Times New Roman"/>
+          <w:color w:val="000000" w:themeColor="text1"/>
+          <w:kern w:val="0"/>
+          <w:sz w:val="11"/>
+          <w:szCs w:val="11"/>
+          <w14:ligatures w14:val="none"/>
+        </w:rPr>
+        <w:t xml:space="preserve">Two indexes, query larger </w:t>
+      </w:r>
+      <w:r>
+        <w:rPr>
+          <w:rFonts w:cs="Times New Roman"/>
+          <w:color w:val="000000" w:themeColor="text1"/>
+          <w:kern w:val="0"/>
+          <w:sz w:val="11"/>
+          <w:szCs w:val="11"/>
+          <w14:ligatures w14:val="none"/>
+        </w:rPr>
+        <w:t>as inner</w:t>
+      </w:r>
+      <w:r>
+        <w:rPr>
+          <w:rFonts w:cs="Times New Roman"/>
+          <w:color w:val="000000" w:themeColor="text1"/>
+          <w:kern w:val="0"/>
+          <w:sz w:val="11"/>
+          <w:szCs w:val="11"/>
+          <w14:ligatures w14:val="none"/>
+        </w:rPr>
+        <w:t>.</w:t>
+      </w:r>
+      <w:r>
+        <w:rPr>
+          <w:rFonts w:cs="Times New Roman"/>
+          <w:color w:val="000000" w:themeColor="text1"/>
+          <w:kern w:val="0"/>
+          <w:sz w:val="11"/>
+          <w:szCs w:val="11"/>
+          <w14:ligatures w14:val="none"/>
+        </w:rPr>
+        <w:tab/>
+      </w:r>
+      <w:r>
+        <w:rPr>
+          <w:rFonts w:cs="Times New Roman"/>
+          <w:color w:val="000000" w:themeColor="text1"/>
+          <w:kern w:val="0"/>
+          <w:sz w:val="11"/>
+          <w:szCs w:val="11"/>
+          <w14:ligatures w14:val="none"/>
+        </w:rPr>
+        <w:tab/>
+      </w:r>
+      <w:r>
+        <w:rPr>
+          <w:rFonts w:cs="Times New Roman"/>
+          <w:bCs/>
+          <w:color w:val="000000" w:themeColor="text1"/>
+          <w:kern w:val="0"/>
+          <w:sz w:val="11"/>
+          <w:szCs w:val="11"/>
+          <w14:ligatures w14:val="none"/>
+        </w:rPr>
+        <w:t>Q1.2</w:t>
+      </w:r>
+      <w:r>
+        <w:rPr>
+          <w:rFonts w:cs="Times New Roman"/>
+          <w:color w:val="000000" w:themeColor="text1"/>
+          <w:kern w:val="0"/>
+          <w:sz w:val="11"/>
+          <w:szCs w:val="11"/>
+          <w14:ligatures w14:val="none"/>
+        </w:rPr>
+        <w:t xml:space="preserve"> SNLJ same pages, different density: (C) Same IOs</w:t>
+      </w:r>
+      <w:r>
+        <w:rPr>
+          <w:rFonts w:cs="Times New Roman"/>
+          <w:color w:val="000000" w:themeColor="text1"/>
+          <w:kern w:val="0"/>
+          <w:sz w:val="11"/>
+          <w:szCs w:val="11"/>
+          <w14:ligatures w14:val="none"/>
+        </w:rPr>
+        <w:tab/>
+      </w:r>
+    </w:p>
+    <w:p>
+      <w:pPr>
+        <w:snapToGrid w:val="0"/>
+        <w:spacing w:after="0" w:line="240" w:lineRule="auto"/>
+        <w:rPr>
+          <w:rFonts w:cs="Times New Roman"/>
+          <w:color w:val="000000" w:themeColor="text1"/>
+          <w:kern w:val="0"/>
+          <w:sz w:val="11"/>
+          <w:szCs w:val="11"/>
+          <w14:ligatures w14:val="none"/>
+        </w:rPr>
+      </w:pPr>
+      <w:r>
+        <w:rPr>
+          <w:rFonts w:cs="Times New Roman"/>
+          <w:bCs/>
+          <w:color w:val="000000" w:themeColor="text1"/>
+          <w:kern w:val="0"/>
+          <w:sz w:val="11"/>
+          <w:szCs w:val="11"/>
+          <w14:ligatures w14:val="none"/>
+        </w:rPr>
+        <w:t>Q1.3</w:t>
+      </w:r>
+      <w:r>
+        <w:rPr>
+          <w:rFonts w:cs="Times New Roman"/>
+          <w:color w:val="000000" w:themeColor="text1"/>
+          <w:kern w:val="0"/>
+          <w:sz w:val="11"/>
+          <w:szCs w:val="11"/>
+          <w14:ligatures w14:val="none"/>
+        </w:rPr>
+        <w:t xml:space="preserve"> Nested loops: (A) Both fit, order doesn't matter - TRUE; (B) Per-block better - TRUE; (C) Use hash not sor</w:t>
+      </w:r>
+      <w:r>
+        <w:rPr>
+          <w:rFonts w:cs="Times New Roman"/>
+          <w:color w:val="000000" w:themeColor="text1"/>
+          <w:kern w:val="0"/>
+          <w:sz w:val="11"/>
+          <w:szCs w:val="11"/>
+          <w14:ligatures w14:val="none"/>
+        </w:rPr>
+        <w:t>t-</w:t>
+      </w:r>
+      <w:r>
+        <w:rPr>
+          <w:rFonts w:cs="Times New Roman"/>
+          <w:color w:val="000000" w:themeColor="text1"/>
+          <w:kern w:val="0"/>
+          <w:sz w:val="11"/>
+          <w:szCs w:val="11"/>
+          <w14:ligatures w14:val="none"/>
+        </w:rPr>
+        <w:t xml:space="preserve">TRUE </w:t>
+      </w:r>
+      <w:r>
+        <w:rPr>
+          <w:rFonts w:cs="Times New Roman"/>
+          <w:color w:val="000000" w:themeColor="text1"/>
+          <w:kern w:val="0"/>
+          <w:sz w:val="11"/>
+          <w:szCs w:val="11"/>
+          <w14:ligatures w14:val="none"/>
+        </w:rPr>
+        <w:tab/>
+      </w:r>
+      <w:r>
+        <w:rPr>
+          <w:rFonts w:cs="Times New Roman"/>
+          <w:bCs/>
+          <w:color w:val="000000" w:themeColor="text1"/>
+          <w:kern w:val="0"/>
+          <w:sz w:val="11"/>
+          <w:szCs w:val="11"/>
+          <w14:ligatures w14:val="none"/>
+        </w:rPr>
+        <w:t>Q1.4</w:t>
+      </w:r>
+      <w:r>
+        <w:rPr>
+          <w:rFonts w:cs="Times New Roman"/>
+          <w:color w:val="000000" w:themeColor="text1"/>
+          <w:kern w:val="0"/>
+          <w:sz w:val="11"/>
+          <w:szCs w:val="11"/>
+          <w14:ligatures w14:val="none"/>
+        </w:rPr>
+        <w:t xml:space="preserve"> Nested loop sorted: (B) Outer table sorted</w:t>
+      </w:r>
+      <w:r>
+        <w:rPr>
+          <w:rFonts w:cs="Times New Roman"/>
+          <w:color w:val="00B050"/>
+          <w:kern w:val="0"/>
+          <w:sz w:val="10"/>
+          <w:szCs w:val="10"/>
+          <w14:ligatures w14:val="none"/>
+        </w:rPr>
+        <w:t>(</w:t>
+      </w:r>
+      <w:r>
+        <w:rPr>
+          <w:rFonts w:cs="Times New Roman"/>
+          <w:color w:val="00B050"/>
+          <w:kern w:val="0"/>
+          <w:sz w:val="10"/>
+          <w:szCs w:val="10"/>
+          <w:lang w:val="en-US"/>
+          <w14:ligatures w14:val="none"/>
+        </w:rPr>
+        <w:t>output result would be sorted</w:t>
+      </w:r>
+      <w:r>
+        <w:rPr>
+          <w:rFonts w:cs="Times New Roman"/>
+          <w:color w:val="00B050"/>
+          <w:kern w:val="0"/>
+          <w:sz w:val="10"/>
+          <w:szCs w:val="10"/>
+          <w:lang w:val="en-US"/>
+          <w14:ligatures w14:val="none"/>
+        </w:rPr>
+        <w:t>)</w:t>
+      </w:r>
+      <w:r>
+        <w:rPr>
+          <w:rFonts w:cs="Times New Roman"/>
+          <w:color w:val="00B050"/>
+          <w:kern w:val="0"/>
+          <w:sz w:val="11"/>
+          <w:szCs w:val="11"/>
+          <w14:ligatures w14:val="none"/>
+        </w:rPr>
+        <w:t xml:space="preserve"> </w:t>
+      </w:r>
+    </w:p>
+    <w:p>
+      <w:pPr>
+        <w:snapToGrid w:val="0"/>
+        <w:spacing w:after="0" w:line="240" w:lineRule="auto"/>
+        <w:rPr>
+          <w:rFonts w:cs="Times New Roman"/>
+          <w:color w:val="00B050"/>
+          <w:kern w:val="0"/>
+          <w:sz w:val="11"/>
+          <w:szCs w:val="11"/>
+          <w:lang w:val="en-US"/>
+          <w14:ligatures w14:val="none"/>
+        </w:rPr>
+      </w:pPr>
+      <w:r>
+        <w:rPr>
+          <w:rFonts w:cs="Times New Roman"/>
+          <w:bCs/>
+          <w:color w:val="000000" w:themeColor="text1"/>
+          <w:kern w:val="0"/>
+          <w:sz w:val="11"/>
+          <w:szCs w:val="11"/>
+          <w14:ligatures w14:val="none"/>
+        </w:rPr>
+        <w:t>Q1.5</w:t>
+      </w:r>
+      <w:r>
+        <w:rPr>
+          <w:rFonts w:cs="Times New Roman"/>
+          <w:color w:val="000000" w:themeColor="text1"/>
+          <w:kern w:val="0"/>
+          <w:sz w:val="11"/>
+          <w:szCs w:val="11"/>
+          <w14:ligatures w14:val="none"/>
+        </w:rPr>
+        <w:t xml:space="preserve"> Index join algorithm</w:t>
+      </w:r>
+      <w:r>
+        <w:rPr>
+          <w:rFonts w:cs="Times New Roman"/>
+          <w:color w:val="000000" w:themeColor="text1"/>
+          <w:kern w:val="0"/>
+          <w:sz w:val="11"/>
+          <w:szCs w:val="11"/>
+          <w14:ligatures w14:val="none"/>
+        </w:rPr>
+        <w:t>,</w:t>
+      </w:r>
+      <w:r>
+        <w:rPr>
+          <w:rFonts w:ascii="Times New Roman" w:eastAsia="Times New Roman" w:hAnsi="Times New Roman" w:cs="Times New Roman"/>
+          <w:color w:val="000000"/>
+          <w:kern w:val="0"/>
+          <w:sz w:val="15"/>
+          <w:szCs w:val="15"/>
+          <w14:ligatures w14:val="none"/>
+        </w:rPr>
+        <w:t xml:space="preserve"> </w:t>
+      </w:r>
+      <w:r>
+        <w:rPr>
+          <w:rFonts w:cs="Times New Roman"/>
+          <w:color w:val="000000" w:themeColor="text1"/>
+          <w:kern w:val="0"/>
+          <w:sz w:val="11"/>
+          <w:szCs w:val="11"/>
+          <w14:ligatures w14:val="none"/>
+        </w:rPr>
+        <w:t>B (buffer size) &lt; [R] &lt;[S] &lt; (B-1)</w:t>
+      </w:r>
+      <w:r>
+        <w:rPr>
+          <w:rFonts w:cs="Times New Roman"/>
+          <w:color w:val="000000" w:themeColor="text1"/>
+          <w:kern w:val="0"/>
+          <w:sz w:val="11"/>
+          <w:szCs w:val="11"/>
+          <w14:ligatures w14:val="none"/>
+        </w:rPr>
+        <w:t>^</w:t>
+      </w:r>
+      <w:r>
+        <w:rPr>
+          <w:rFonts w:cs="Times New Roman"/>
+          <w:color w:val="000000" w:themeColor="text1"/>
+          <w:kern w:val="0"/>
+          <w:sz w:val="11"/>
+          <w:szCs w:val="11"/>
+          <w14:ligatures w14:val="none"/>
+        </w:rPr>
+        <w:t>2</w:t>
+      </w:r>
+      <w:r>
+        <w:rPr>
+          <w:rFonts w:cs="Times New Roman"/>
+          <w:color w:val="000000" w:themeColor="text1"/>
+          <w:kern w:val="0"/>
+          <w:sz w:val="11"/>
+          <w:szCs w:val="11"/>
+          <w14:ligatures w14:val="none"/>
+        </w:rPr>
+        <w:t>,</w:t>
+      </w:r>
+      <w:r>
+        <w:rPr>
+          <w:rFonts w:cs="Times New Roman"/>
+          <w:color w:val="000000" w:themeColor="text1"/>
+          <w:kern w:val="0"/>
+          <w:sz w:val="11"/>
+          <w:szCs w:val="11"/>
+          <w14:ligatures w14:val="none"/>
+        </w:rPr>
+        <w:t xml:space="preserve"> All TRUE</w:t>
+      </w:r>
+      <w:r>
+        <w:rPr>
+          <w:rFonts w:cs="Times New Roman"/>
+          <w:color w:val="00B050"/>
+          <w:kern w:val="0"/>
+          <w:sz w:val="11"/>
+          <w:szCs w:val="11"/>
+          <w14:ligatures w14:val="none"/>
+        </w:rPr>
+        <w:tab/>
+      </w:r>
+      <w:r>
+        <w:rPr>
+          <w:rFonts w:cs="Times New Roman"/>
+          <w:color w:val="00B050"/>
+          <w:kern w:val="0"/>
+          <w:sz w:val="11"/>
+          <w:szCs w:val="11"/>
+          <w14:ligatures w14:val="none"/>
+        </w:rPr>
+        <w:tab/>
+      </w:r>
+      <w:r>
+        <w:rPr>
+          <w:rFonts w:cs="Times New Roman"/>
+          <w:color w:val="00B050"/>
+          <w:kern w:val="0"/>
+          <w:sz w:val="11"/>
+          <w:szCs w:val="11"/>
+          <w14:ligatures w14:val="none"/>
+        </w:rPr>
+        <w:tab/>
+      </w:r>
+      <w:r>
+        <w:rPr>
+          <w:rFonts w:cs="Times New Roman"/>
+          <w:color w:val="00B050"/>
+          <w:kern w:val="0"/>
+          <w:sz w:val="11"/>
+          <w:szCs w:val="11"/>
+          <w14:ligatures w14:val="none"/>
+        </w:rPr>
+        <w:tab/>
+      </w:r>
+      <w:r>
+        <w:rPr>
+          <w:rFonts w:cs="Times New Roman"/>
+          <w:bCs/>
+          <w:color w:val="000000" w:themeColor="text1"/>
+          <w:kern w:val="0"/>
+          <w:sz w:val="11"/>
+          <w:szCs w:val="11"/>
+          <w14:ligatures w14:val="none"/>
+        </w:rPr>
+        <w:t>Q1.6</w:t>
+      </w:r>
+      <w:r>
+        <w:rPr>
+          <w:rFonts w:cs="Times New Roman"/>
+          <w:color w:val="000000" w:themeColor="text1"/>
+          <w:kern w:val="0"/>
+          <w:sz w:val="11"/>
+          <w:szCs w:val="11"/>
+          <w14:ligatures w14:val="none"/>
+        </w:rPr>
+        <w:t xml:space="preserve"> Not pipeline breakers: (A) INLJ; (B) CNLJ</w:t>
+      </w:r>
+      <w:r>
+        <w:rPr>
+          <w:rFonts w:cs="Times New Roman"/>
+          <w:color w:val="000000" w:themeColor="text1"/>
+          <w:kern w:val="0"/>
+          <w:sz w:val="11"/>
+          <w:szCs w:val="11"/>
+          <w14:ligatures w14:val="none"/>
+        </w:rPr>
+        <w:t xml:space="preserve"> </w:t>
+      </w:r>
+      <w:r>
+        <w:rPr>
+          <w:rFonts w:cs="Times New Roman"/>
+          <w:color w:val="00B050"/>
+          <w:kern w:val="0"/>
+          <w:sz w:val="11"/>
+          <w:szCs w:val="11"/>
+          <w14:ligatures w14:val="none"/>
+        </w:rPr>
+        <w:t>grace hash join need to partition first, so it is streaming operators</w:t>
+      </w:r>
+      <w:r>
+        <w:rPr>
+          <w:rFonts w:cs="Times New Roman"/>
+          <w:color w:val="00B050"/>
+          <w:kern w:val="0"/>
+          <w:sz w:val="11"/>
+          <w:szCs w:val="11"/>
+          <w14:ligatures w14:val="none"/>
+        </w:rPr>
+        <w:t>.</w:t>
+      </w:r>
+    </w:p>
+    <w:p>
+      <w:pPr>
+        <w:snapToGrid w:val="0"/>
+        <w:spacing w:after="0" w:line="240" w:lineRule="auto"/>
+        <w:rPr>
+          <w:rFonts w:cs="Times New Roman"/>
+          <w:color w:val="000000" w:themeColor="text1"/>
+          <w:kern w:val="0"/>
+          <w:sz w:val="11"/>
+          <w:szCs w:val="11"/>
+          <w14:ligatures w14:val="none"/>
+        </w:rPr>
+      </w:pPr>
+      <w:r>
+        <w:rPr>
+          <w:rFonts w:cs="Times New Roman"/>
+          <w:bCs/>
+          <w:color w:val="000000" w:themeColor="text1"/>
+          <w:kern w:val="0"/>
+          <w:sz w:val="11"/>
+          <w:szCs w:val="11"/>
+          <w14:ligatures w14:val="none"/>
+        </w:rPr>
+        <w:t>Q1.7</w:t>
+      </w:r>
+      <w:r>
+        <w:rPr>
+          <w:rFonts w:cs="Times New Roman"/>
+          <w:color w:val="000000" w:themeColor="text1"/>
+          <w:kern w:val="0"/>
+          <w:sz w:val="11"/>
+          <w:szCs w:val="11"/>
+          <w14:ligatures w14:val="none"/>
+        </w:rPr>
+        <w:t xml:space="preserve"> System R: (A) May include cartesian - TRUE; (B) Always</w:t>
+      </w:r>
+      <w:r>
+        <w:rPr>
+          <w:rFonts w:cs="Times New Roman"/>
+          <w:color w:val="000000" w:themeColor="text1"/>
+          <w:kern w:val="0"/>
+          <w:sz w:val="11"/>
+          <w:szCs w:val="11"/>
+          <w14:ligatures w14:val="none"/>
+        </w:rPr>
+        <w:t xml:space="preserve"> pipelined - FALSE; (C) Only cheapest - FALSE </w:t>
+      </w:r>
+    </w:p>
+    <w:p>
+      <w:pPr>
+        <w:snapToGrid w:val="0"/>
+        <w:spacing w:after="0" w:line="240" w:lineRule="auto"/>
+        <w:rPr>
+          <w:rFonts w:cs="Times New Roman"/>
+          <w:color w:val="000000" w:themeColor="text1"/>
+          <w:kern w:val="0"/>
+          <w:sz w:val="11"/>
+          <w:szCs w:val="11"/>
+          <w14:ligatures w14:val="none"/>
+        </w:rPr>
+      </w:pPr>
+      <w:r>
+        <w:rPr>
+          <w:rFonts w:cs="Times New Roman"/>
+          <w:bCs/>
+          <w:color w:val="000000" w:themeColor="text1"/>
+          <w:kern w:val="0"/>
+          <w:sz w:val="11"/>
+          <w:szCs w:val="11"/>
+          <w14:ligatures w14:val="none"/>
+        </w:rPr>
+        <w:t>Q1.8</w:t>
+      </w:r>
+      <w:r>
+        <w:rPr>
+          <w:rFonts w:cs="Times New Roman"/>
+          <w:color w:val="000000" w:themeColor="text1"/>
+          <w:kern w:val="0"/>
+          <w:sz w:val="11"/>
+          <w:szCs w:val="11"/>
+          <w14:ligatures w14:val="none"/>
+        </w:rPr>
+        <w:t xml:space="preserve"> System R: (A) Optimal guarantee - FALSE; (B) Pushdown always better - FALSE; (C) Top-down - FALSE </w:t>
+      </w:r>
+    </w:p>
+    <w:p>
+      <w:pPr>
+        <w:snapToGrid w:val="0"/>
+        <w:spacing w:after="0" w:line="240" w:lineRule="auto"/>
+        <w:rPr>
+          <w:rFonts w:cs="Times New Roman"/>
+          <w:color w:val="000000" w:themeColor="text1"/>
+          <w:kern w:val="0"/>
+          <w:sz w:val="11"/>
+          <w:szCs w:val="11"/>
+          <w14:ligatures w14:val="none"/>
+        </w:rPr>
+      </w:pPr>
+      <w:r>
+        <w:rPr>
+          <w:rFonts w:cs="Times New Roman"/>
+          <w:bCs/>
+          <w:color w:val="000000" w:themeColor="text1"/>
+          <w:kern w:val="0"/>
+          <w:sz w:val="11"/>
+          <w:szCs w:val="11"/>
+          <w14:ligatures w14:val="none"/>
+        </w:rPr>
+        <w:t>Q1.9</w:t>
+      </w:r>
+      <w:r>
+        <w:rPr>
+          <w:rFonts w:cs="Times New Roman"/>
+          <w:color w:val="000000" w:themeColor="text1"/>
+          <w:kern w:val="0"/>
+          <w:sz w:val="11"/>
+          <w:szCs w:val="11"/>
+          <w14:ligatures w14:val="none"/>
+        </w:rPr>
+        <w:t xml:space="preserve"> Histograms: (A) Equi-width - TRUE; (B) Equi-depth - TRUE; (C) Uniformity assumption - TRUE </w:t>
+      </w:r>
+    </w:p>
+    <w:p>
+      <w:pPr>
+        <w:snapToGrid w:val="0"/>
+        <w:spacing w:after="0" w:line="240" w:lineRule="auto"/>
+        <w:rPr>
+          <w:rFonts w:cs="Times New Roman"/>
+          <w:color w:val="000000" w:themeColor="text1"/>
+          <w:kern w:val="0"/>
+          <w:sz w:val="11"/>
+          <w:szCs w:val="11"/>
+          <w14:ligatures w14:val="none"/>
+        </w:rPr>
+      </w:pPr>
+      <w:r>
+        <w:rPr>
+          <w:rFonts w:cs="Times New Roman"/>
+          <w:bCs/>
+          <w:color w:val="000000" w:themeColor="text1"/>
+          <w:kern w:val="0"/>
+          <w:sz w:val="11"/>
+          <w:szCs w:val="11"/>
+          <w14:ligatures w14:val="none"/>
+        </w:rPr>
+        <w:t>Q1.10</w:t>
+      </w:r>
+      <w:r>
+        <w:rPr>
+          <w:rFonts w:cs="Times New Roman"/>
+          <w:color w:val="000000" w:themeColor="text1"/>
+          <w:kern w:val="0"/>
+          <w:sz w:val="11"/>
+          <w:szCs w:val="11"/>
+          <w14:ligatures w14:val="none"/>
+        </w:rPr>
+        <w:t xml:space="preserve"> Locking: (A) No cascading aborts Strict2PL - FALSE; (B) 2PL → conflict-serializable - TRUE; (C) Acyclic Strict2PL - TRUE </w:t>
+      </w:r>
+    </w:p>
+    <w:p>
+      <w:pPr>
+        <w:snapToGrid w:val="0"/>
+        <w:spacing w:after="0" w:line="240" w:lineRule="auto"/>
+        <w:rPr>
+          <w:rFonts w:cs="Times New Roman"/>
+          <w:color w:val="000000" w:themeColor="text1"/>
+          <w:kern w:val="0"/>
+          <w:sz w:val="11"/>
+          <w:szCs w:val="11"/>
+          <w14:ligatures w14:val="none"/>
+        </w:rPr>
+      </w:pPr>
+      <w:r>
+        <w:rPr>
+          <w:rFonts w:cs="Times New Roman"/>
+          <w:bCs/>
+          <w:color w:val="000000" w:themeColor="text1"/>
+          <w:kern w:val="0"/>
+          <w:sz w:val="11"/>
+          <w:szCs w:val="11"/>
+          <w14:ligatures w14:val="none"/>
+        </w:rPr>
+        <w:t>Q1.11</w:t>
+      </w:r>
+      <w:r>
+        <w:rPr>
+          <w:rFonts w:cs="Times New Roman"/>
+          <w:color w:val="000000" w:themeColor="text1"/>
+          <w:kern w:val="0"/>
+          <w:sz w:val="11"/>
+          <w:szCs w:val="11"/>
+          <w14:ligatures w14:val="none"/>
+        </w:rPr>
+        <w:t xml:space="preserve"> Schedules: (A) Dirty reads in conflict-serializable - TRUE; (B) Lost updates - FALSE; (C) Cascading aborts - TRUE </w:t>
+      </w:r>
+    </w:p>
+    <w:p>
+      <w:pPr>
+        <w:snapToGrid w:val="0"/>
+        <w:spacing w:after="0" w:line="240" w:lineRule="auto"/>
+        <w:rPr>
+          <w:rFonts w:cs="Times New Roman"/>
+          <w:color w:val="000000" w:themeColor="text1"/>
+          <w:kern w:val="0"/>
+          <w:sz w:val="11"/>
+          <w:szCs w:val="11"/>
+          <w14:ligatures w14:val="none"/>
+        </w:rPr>
+      </w:pPr>
+      <w:r>
+        <w:rPr>
+          <w:rFonts w:cs="Times New Roman"/>
+          <w:bCs/>
+          <w:color w:val="000000" w:themeColor="text1"/>
+          <w:kern w:val="0"/>
+          <w:sz w:val="11"/>
+          <w:szCs w:val="11"/>
+          <w14:ligatures w14:val="none"/>
+        </w:rPr>
+        <w:t>Q1.12</w:t>
+      </w:r>
+      <w:r>
+        <w:rPr>
+          <w:rFonts w:cs="Times New Roman"/>
+          <w:color w:val="000000" w:themeColor="text1"/>
+          <w:kern w:val="0"/>
+          <w:sz w:val="11"/>
+          <w:szCs w:val="11"/>
+          <w14:ligatures w14:val="none"/>
+        </w:rPr>
+        <w:t xml:space="preserve"> PDBMS: (A) Shared-disk independent scale - TRUE; (B) Shared-memory closest - TRUE; (C) Shared-nothing easier scale - FALSE </w:t>
+      </w:r>
+    </w:p>
+    <w:p>
+      <w:pPr>
+        <w:snapToGrid w:val="0"/>
+        <w:spacing w:after="0" w:line="240" w:lineRule="auto"/>
+        <w:rPr>
+          <w:rFonts w:cs="Times New Roman"/>
+          <w:color w:val="000000" w:themeColor="text1"/>
+          <w:kern w:val="0"/>
+          <w:sz w:val="11"/>
+          <w:szCs w:val="11"/>
+          <w14:ligatures w14:val="none"/>
+        </w:rPr>
+      </w:pPr>
+      <w:r>
+        <w:rPr>
+          <w:rFonts w:cs="Times New Roman"/>
+          <w:bCs/>
+          <w:color w:val="000000" w:themeColor="text1"/>
+          <w:kern w:val="0"/>
+          <w:sz w:val="11"/>
+          <w:szCs w:val="11"/>
+          <w14:ligatures w14:val="none"/>
+        </w:rPr>
+        <w:t>Q1.13</w:t>
+      </w:r>
+      <w:r>
+        <w:rPr>
+          <w:rFonts w:cs="Times New Roman"/>
+          <w:color w:val="000000" w:themeColor="text1"/>
+          <w:kern w:val="0"/>
+          <w:sz w:val="11"/>
+          <w:szCs w:val="11"/>
+          <w14:ligatures w14:val="none"/>
+        </w:rPr>
+        <w:t xml:space="preserve"> PDBMS: (A) Round-robin insertion higher - TRUE; (B) Round-robin better than hash - FALSE; (C) Range better than round-robin - TRUE </w:t>
+      </w:r>
+    </w:p>
+    <w:p>
+      <w:pPr>
+        <w:snapToGrid w:val="0"/>
+        <w:spacing w:after="0" w:line="240" w:lineRule="auto"/>
+        <w:rPr>
+          <w:rFonts w:cs="Times New Roman"/>
+          <w:color w:val="000000" w:themeColor="text1"/>
+          <w:kern w:val="0"/>
+          <w:sz w:val="11"/>
+          <w:szCs w:val="11"/>
+          <w:lang w:val="en-US"/>
+          <w14:ligatures w14:val="none"/>
+        </w:rPr>
+      </w:pPr>
+      <w:r>
+        <w:rPr>
+          <w:rFonts w:cs="Times New Roman"/>
+          <w:bCs/>
+          <w:color w:val="000000" w:themeColor="text1"/>
+          <w:kern w:val="0"/>
+          <w:sz w:val="11"/>
+          <w:szCs w:val="11"/>
+          <w14:ligatures w14:val="none"/>
+        </w:rPr>
+        <w:t>Q1.14</w:t>
+      </w:r>
+      <w:r>
+        <w:rPr>
+          <w:rFonts w:cs="Times New Roman"/>
+          <w:color w:val="000000" w:themeColor="text1"/>
+          <w:kern w:val="0"/>
+          <w:sz w:val="11"/>
+          <w:szCs w:val="11"/>
+          <w14:ligatures w14:val="none"/>
+        </w:rPr>
+        <w:t xml:space="preserve"> NoSQL replication: (A) Multiple nodes - FALSE; (B) Latency - TRUE; (C) DB sizes - FALSE </w:t>
+      </w:r>
+      <w:r>
+        <w:rPr>
+          <w:rFonts w:cs="Times New Roman"/>
+          <w:bCs/>
+          <w:color w:val="000000" w:themeColor="text1"/>
+          <w:kern w:val="0"/>
+          <w:sz w:val="11"/>
+          <w:szCs w:val="11"/>
+          <w14:ligatures w14:val="none"/>
+        </w:rPr>
+        <w:t>Q1.15</w:t>
+      </w:r>
+      <w:r>
+        <w:rPr>
+          <w:rFonts w:cs="Times New Roman"/>
+          <w:color w:val="000000" w:themeColor="text1"/>
+          <w:kern w:val="0"/>
+          <w:sz w:val="11"/>
+          <w:szCs w:val="11"/>
+          <w14:ligatures w14:val="none"/>
+        </w:rPr>
+        <w:t xml:space="preserve"> NoSQL: (A) High read-write - TRUE; (B) Replication for scalability - FALSE; (C) Transactional </w:t>
+      </w:r>
+      <w:r>
+        <w:rPr>
+          <w:rFonts w:cs="Times New Roman"/>
+          <w:color w:val="000000" w:themeColor="text1"/>
+          <w:kern w:val="0"/>
+          <w:sz w:val="11"/>
+          <w:szCs w:val="11"/>
+          <w14:ligatures w14:val="none"/>
+        </w:rPr>
+        <w:t>–</w:t>
+      </w:r>
+      <w:r>
+        <w:rPr>
+          <w:rFonts w:cs="Times New Roman"/>
+          <w:color w:val="000000" w:themeColor="text1"/>
+          <w:kern w:val="0"/>
+          <w:sz w:val="11"/>
+          <w:szCs w:val="11"/>
+          <w14:ligatures w14:val="none"/>
+        </w:rPr>
+        <w:t xml:space="preserve"> TRUE</w:t>
+      </w:r>
+    </w:p>
+    <w:p>
+      <w:pPr>
+        <w:snapToGrid w:val="0"/>
+        <w:spacing w:after="0" w:line="240" w:lineRule="auto"/>
+        <w:rPr>
+          <w:rFonts w:cs="Times New Roman"/>
+          <w:color w:val="000000" w:themeColor="text1"/>
+          <w:kern w:val="0"/>
+          <w:sz w:val="11"/>
+          <w:szCs w:val="11"/>
+          <w14:ligatures w14:val="none"/>
+        </w:rPr>
+      </w:pPr>
+      <w:r>
+        <w:rPr>
+          <w:rFonts w:cs="Times New Roman"/>
+          <w:bCs/>
+          <w:color w:val="000000" w:themeColor="text1"/>
+          <w:kern w:val="0"/>
+          <w:sz w:val="11"/>
+          <w:szCs w:val="11"/>
+          <w14:ligatures w14:val="none"/>
+        </w:rPr>
+        <w:t>Q2.1</w:t>
+      </w:r>
+      <w:r>
+        <w:rPr>
+          <w:rFonts w:cs="Times New Roman"/>
+          <w:color w:val="000000" w:themeColor="text1"/>
+          <w:kern w:val="0"/>
+          <w:sz w:val="11"/>
+          <w:szCs w:val="11"/>
+          <w14:ligatures w14:val="none"/>
+        </w:rPr>
+        <w:t xml:space="preserve"> Grace Hash with rehashing: YES, that's Grace-Hash Join</w:t>
+      </w:r>
+    </w:p>
+    <w:p>
+      <w:pPr>
+        <w:snapToGrid w:val="0"/>
+        <w:spacing w:after="0" w:line="240" w:lineRule="auto"/>
+        <w:rPr>
+          <w:rFonts w:cs="Times New Roman"/>
+          <w:color w:val="000000" w:themeColor="text1"/>
+          <w:kern w:val="0"/>
+          <w:sz w:val="11"/>
+          <w:szCs w:val="11"/>
+          <w14:ligatures w14:val="none"/>
+        </w:rPr>
+      </w:pPr>
+      <w:r>
+        <w:rPr>
+          <w:rFonts w:cs="Times New Roman"/>
+          <w:bCs/>
+          <w:color w:val="000000" w:themeColor="text1"/>
+          <w:kern w:val="0"/>
+          <w:sz w:val="11"/>
+          <w:szCs w:val="11"/>
+          <w14:ligatures w14:val="none"/>
+        </w:rPr>
+        <w:t>Q2.2</w:t>
+      </w:r>
+      <w:r>
+        <w:rPr>
+          <w:rFonts w:cs="Times New Roman"/>
+          <w:color w:val="000000" w:themeColor="text1"/>
+          <w:kern w:val="0"/>
+          <w:sz w:val="11"/>
+          <w:szCs w:val="11"/>
+          <w14:ligatures w14:val="none"/>
+        </w:rPr>
+        <w:t xml:space="preserve"> Join 40K pages + 25 pages: Naive in-memory = 425 IOs</w:t>
+      </w:r>
+    </w:p>
+    <w:p>
+      <w:pPr>
+        <w:snapToGrid w:val="0"/>
+        <w:spacing w:after="0" w:line="240" w:lineRule="auto"/>
+        <w:rPr>
+          <w:rFonts w:cs="Times New Roman"/>
+          <w:color w:val="000000" w:themeColor="text1"/>
+          <w:kern w:val="0"/>
+          <w:sz w:val="11"/>
+          <w:szCs w:val="11"/>
+          <w14:ligatures w14:val="none"/>
+        </w:rPr>
+      </w:pPr>
+      <w:r>
+        <w:rPr>
+          <w:rFonts w:cs="Times New Roman"/>
+          <w:bCs/>
+          <w:color w:val="000000" w:themeColor="text1"/>
+          <w:kern w:val="0"/>
+          <w:sz w:val="11"/>
+          <w:szCs w:val="11"/>
+          <w14:ligatures w14:val="none"/>
+        </w:rPr>
+        <w:t>Q2.3</w:t>
+      </w:r>
+      <w:r>
+        <w:rPr>
+          <w:rFonts w:cs="Times New Roman"/>
+          <w:color w:val="000000" w:themeColor="text1"/>
+          <w:kern w:val="0"/>
+          <w:sz w:val="11"/>
+          <w:szCs w:val="11"/>
+          <w14:ligatures w14:val="none"/>
+        </w:rPr>
+        <w:t xml:space="preserve"> Cardinality: (a) 1.5; (b) Underestimate (correlation)</w:t>
+      </w:r>
+    </w:p>
+    <w:p>
+      <w:pPr>
+        <w:snapToGrid w:val="0"/>
+        <w:spacing w:after="0" w:line="240" w:lineRule="auto"/>
+        <w:rPr>
+          <w:rFonts w:cs="Times New Roman"/>
+          <w:color w:val="000000" w:themeColor="text1"/>
+          <w:kern w:val="0"/>
+          <w:sz w:val="11"/>
+          <w:szCs w:val="11"/>
+          <w14:ligatures w14:val="none"/>
+        </w:rPr>
+      </w:pPr>
+      <w:r>
+        <w:rPr>
+          <w:rFonts w:cs="Times New Roman"/>
+          <w:bCs/>
+          <w:color w:val="000000" w:themeColor="text1"/>
+          <w:kern w:val="0"/>
+          <w:sz w:val="11"/>
+          <w:szCs w:val="11"/>
+          <w14:ligatures w14:val="none"/>
+        </w:rPr>
+        <w:t>Q2.4</w:t>
+      </w:r>
+      <w:r>
+        <w:rPr>
+          <w:rFonts w:cs="Times New Roman"/>
+          <w:color w:val="000000" w:themeColor="text1"/>
+          <w:kern w:val="0"/>
+          <w:sz w:val="11"/>
+          <w:szCs w:val="11"/>
+          <w14:ligatures w14:val="none"/>
+        </w:rPr>
+        <w:t xml:space="preserve"> Serializability: (a) Not serial; (b) Dependency graph; (c) Has cycles → NOT conflict-serializable</w:t>
+      </w:r>
+    </w:p>
+    <w:p>
+      <w:pPr>
+        <w:snapToGrid w:val="0"/>
+        <w:spacing w:after="0" w:line="240" w:lineRule="auto"/>
+        <w:rPr>
+          <w:rFonts w:cs="Times New Roman"/>
+          <w:color w:val="000000" w:themeColor="text1"/>
+          <w:kern w:val="0"/>
+          <w:sz w:val="11"/>
+          <w:szCs w:val="11"/>
+          <w14:ligatures w14:val="none"/>
+        </w:rPr>
+      </w:pPr>
+      <w:r>
+        <w:rPr>
+          <w:rFonts w:cs="Times New Roman"/>
+          <w:bCs/>
+          <w:color w:val="000000" w:themeColor="text1"/>
+          <w:kern w:val="0"/>
+          <w:sz w:val="11"/>
+          <w:szCs w:val="11"/>
+          <w14:ligatures w14:val="none"/>
+        </w:rPr>
+        <w:t>Q2.5</w:t>
+      </w:r>
+      <w:r>
+        <w:rPr>
+          <w:rFonts w:cs="Times New Roman"/>
+          <w:color w:val="000000" w:themeColor="text1"/>
+          <w:kern w:val="0"/>
+          <w:sz w:val="11"/>
+          <w:szCs w:val="11"/>
+          <w14:ligatures w14:val="none"/>
+        </w:rPr>
+        <w:t xml:space="preserve"> Deadlock avoidance: Wait-Die/Wound-Wait protocols</w:t>
+      </w:r>
+    </w:p>
+    <w:p>
+      <w:pPr>
+        <w:snapToGrid w:val="0"/>
+        <w:spacing w:after="0" w:line="240" w:lineRule="auto"/>
+        <w:rPr>
+          <w:rFonts w:cs="Times New Roman"/>
+          <w:color w:val="000000" w:themeColor="text1"/>
+          <w:kern w:val="0"/>
+          <w:sz w:val="11"/>
+          <w:szCs w:val="11"/>
+          <w14:ligatures w14:val="none"/>
+        </w:rPr>
+      </w:pPr>
+      <w:r>
+        <w:rPr>
+          <w:rFonts w:cs="Times New Roman"/>
+          <w:bCs/>
+          <w:color w:val="000000" w:themeColor="text1"/>
+          <w:kern w:val="0"/>
+          <w:sz w:val="11"/>
+          <w:szCs w:val="11"/>
+          <w14:ligatures w14:val="none"/>
+        </w:rPr>
+        <w:t>Q2.6</w:t>
+      </w:r>
+      <w:r>
+        <w:rPr>
+          <w:rFonts w:cs="Times New Roman"/>
+          <w:color w:val="000000" w:themeColor="text1"/>
+          <w:kern w:val="0"/>
+          <w:sz w:val="11"/>
+          <w:szCs w:val="11"/>
+          <w14:ligatures w14:val="none"/>
+        </w:rPr>
+        <w:t xml:space="preserve"> Schedule: Not conflict-serializable, not possible under 2PL</w:t>
+      </w:r>
+    </w:p>
+    <w:p>
+      <w:pPr>
+        <w:snapToGrid w:val="0"/>
+        <w:spacing w:after="0" w:line="240" w:lineRule="auto"/>
+        <w:rPr>
+          <w:rFonts w:cs="Times New Roman"/>
+          <w:color w:val="000000" w:themeColor="text1"/>
+          <w:kern w:val="0"/>
+          <w:sz w:val="11"/>
+          <w:szCs w:val="11"/>
+          <w14:ligatures w14:val="none"/>
+        </w:rPr>
+      </w:pPr>
+      <w:r>
+        <w:rPr>
+          <w:rFonts w:cs="Times New Roman"/>
+          <w:bCs/>
+          <w:color w:val="000000" w:themeColor="text1"/>
+          <w:kern w:val="0"/>
+          <w:sz w:val="11"/>
+          <w:szCs w:val="11"/>
+          <w14:ligatures w14:val="none"/>
+        </w:rPr>
+        <w:t>Q2.7</w:t>
+      </w:r>
+      <w:r>
+        <w:rPr>
+          <w:rFonts w:cs="Times New Roman"/>
+          <w:color w:val="000000" w:themeColor="text1"/>
+          <w:kern w:val="0"/>
+          <w:sz w:val="11"/>
+          <w:szCs w:val="11"/>
+          <w14:ligatures w14:val="none"/>
+        </w:rPr>
+        <w:t xml:space="preserve"> Selectivity: Multiple predicate queries with formula calculations</w:t>
+      </w:r>
+    </w:p>
+    <w:p>
+      <w:pPr>
+        <w:pBdr>
+          <w:bottom w:val="single" w:sz="6" w:space="1" w:color="auto"/>
+        </w:pBdr>
+        <w:snapToGrid w:val="0"/>
+        <w:spacing w:after="0" w:line="240" w:lineRule="auto"/>
+        <w:rPr>
+          <w:rFonts w:cs="Times New Roman"/>
+          <w:color w:val="000000" w:themeColor="text1"/>
+          <w:kern w:val="0"/>
+          <w:sz w:val="11"/>
+          <w:szCs w:val="11"/>
+          <w14:ligatures w14:val="none"/>
+        </w:rPr>
+      </w:pPr>
+      <w:r>
+        <w:rPr>
+          <w:rFonts w:cs="Times New Roman"/>
+          <w:bCs/>
+          <w:color w:val="000000" w:themeColor="text1"/>
           <w:kern w:val="0"/>
           <w:sz w:val="11"/>
           <w:szCs w:val="11"/>
@@ -716,6 +1516,7 @@
       <w:r>
         <w:rPr>
           <w:rFonts w:cs="Times New Roman"/>
+          <w:color w:val="000000" w:themeColor="text1"/>
           <w:kern w:val="0"/>
           <w:sz w:val="11"/>
           <w:szCs w:val="11"/>
@@ -730,18 +1531,21 @@
         <w:spacing w:after="0" w:line="240" w:lineRule="auto"/>
         <w:outlineLvl w:val="1"/>
         <w:rPr>
-          <w:rFonts w:cs="Times New Roman" w:hint="eastAsia"/>
-          <w:bCs/>
-          <w:kern w:val="0"/>
-          <w:sz w:val="11"/>
-          <w:szCs w:val="11"/>
-          <w14:ligatures w14:val="none"/>
-        </w:rPr>
-      </w:pPr>
-      <w:r>
-        <w:rPr>
-          <w:rFonts w:cs="Times New Roman"/>
-          <w:bCs/>
+          <w:rFonts w:cs="Times New Roman"/>
+          <w:bCs/>
+          <w:color w:val="000000" w:themeColor="text1"/>
+          <w:kern w:val="0"/>
+          <w:sz w:val="11"/>
+          <w:szCs w:val="11"/>
+          <w:lang w:val="en-US"/>
+          <w14:ligatures w14:val="none"/>
+        </w:rPr>
+      </w:pPr>
+      <w:r>
+        <w:rPr>
+          <w:rFonts w:cs="Times New Roman"/>
+          <w:bCs/>
+          <w:color w:val="000000" w:themeColor="text1"/>
           <w:kern w:val="0"/>
           <w:sz w:val="11"/>
           <w:szCs w:val="11"/>
@@ -754,6 +1558,7 @@
         <w:rPr>
           <w:rFonts w:cs="Times New Roman"/>
           <w:bCs/>
+          <w:color w:val="000000" w:themeColor="text1"/>
           <w:kern w:val="0"/>
           <w:sz w:val="11"/>
           <w:szCs w:val="11"/>
@@ -768,16 +1573,18 @@
         <w:spacing w:after="0" w:line="240" w:lineRule="auto"/>
         <w:rPr>
           <w:rFonts w:cs="Times New Roman"/>
-          <w:kern w:val="0"/>
-          <w:sz w:val="11"/>
-          <w:szCs w:val="11"/>
-          <w14:ligatures w14:val="none"/>
-        </w:rPr>
-      </w:pPr>
-      <w:r>
-        <w:rPr>
-          <w:rFonts w:cs="Times New Roman"/>
-          <w:bCs/>
+          <w:color w:val="000000" w:themeColor="text1"/>
+          <w:kern w:val="0"/>
+          <w:sz w:val="11"/>
+          <w:szCs w:val="11"/>
+          <w14:ligatures w14:val="none"/>
+        </w:rPr>
+      </w:pPr>
+      <w:r>
+        <w:rPr>
+          <w:rFonts w:cs="Times New Roman"/>
+          <w:bCs/>
+          <w:color w:val="000000" w:themeColor="text1"/>
           <w:kern w:val="0"/>
           <w:sz w:val="11"/>
           <w:szCs w:val="11"/>
@@ -788,6 +1595,7 @@
       <w:r>
         <w:rPr>
           <w:rFonts w:cs="Times New Roman"/>
+          <w:color w:val="000000" w:themeColor="text1"/>
           <w:kern w:val="0"/>
           <w:sz w:val="11"/>
           <w:szCs w:val="11"/>
@@ -799,6 +1607,7 @@
         <w:rPr>
           <w:rFonts w:cs="Times New Roman"/>
           <w:bCs/>
+          <w:color w:val="000000" w:themeColor="text1"/>
           <w:kern w:val="0"/>
           <w:sz w:val="11"/>
           <w:szCs w:val="11"/>
@@ -809,6 +1618,7 @@
       <w:r>
         <w:rPr>
           <w:rFonts w:cs="Times New Roman"/>
+          <w:color w:val="000000" w:themeColor="text1"/>
           <w:kern w:val="0"/>
           <w:sz w:val="11"/>
           <w:szCs w:val="11"/>
@@ -820,6 +1630,7 @@
         <w:rPr>
           <w:rFonts w:cs="Times New Roman"/>
           <w:bCs/>
+          <w:color w:val="000000" w:themeColor="text1"/>
           <w:kern w:val="0"/>
           <w:sz w:val="11"/>
           <w:szCs w:val="11"/>
@@ -830,6 +1641,7 @@
       <w:r>
         <w:rPr>
           <w:rFonts w:cs="Times New Roman"/>
+          <w:color w:val="000000" w:themeColor="text1"/>
           <w:kern w:val="0"/>
           <w:sz w:val="11"/>
           <w:szCs w:val="11"/>
@@ -841,6 +1653,7 @@
         <w:rPr>
           <w:rFonts w:cs="Times New Roman"/>
           <w:bCs/>
+          <w:color w:val="000000" w:themeColor="text1"/>
           <w:kern w:val="0"/>
           <w:sz w:val="11"/>
           <w:szCs w:val="11"/>
@@ -851,6 +1664,7 @@
       <w:r>
         <w:rPr>
           <w:rFonts w:cs="Times New Roman"/>
+          <w:color w:val="000000" w:themeColor="text1"/>
           <w:kern w:val="0"/>
           <w:sz w:val="11"/>
           <w:szCs w:val="11"/>
@@ -862,6 +1676,7 @@
         <w:rPr>
           <w:rFonts w:cs="Times New Roman"/>
           <w:bCs/>
+          <w:color w:val="000000" w:themeColor="text1"/>
           <w:kern w:val="0"/>
           <w:sz w:val="11"/>
           <w:szCs w:val="11"/>
@@ -872,6 +1687,7 @@
       <w:r>
         <w:rPr>
           <w:rFonts w:cs="Times New Roman"/>
+          <w:color w:val="000000" w:themeColor="text1"/>
           <w:kern w:val="0"/>
           <w:sz w:val="11"/>
           <w:szCs w:val="11"/>
@@ -883,6 +1699,7 @@
         <w:rPr>
           <w:rFonts w:cs="Times New Roman"/>
           <w:bCs/>
+          <w:color w:val="000000" w:themeColor="text1"/>
           <w:kern w:val="0"/>
           <w:sz w:val="11"/>
           <w:szCs w:val="11"/>
@@ -893,6 +1710,7 @@
       <w:r>
         <w:rPr>
           <w:rFonts w:cs="Times New Roman"/>
+          <w:color w:val="000000" w:themeColor="text1"/>
           <w:kern w:val="0"/>
           <w:sz w:val="11"/>
           <w:szCs w:val="11"/>
@@ -904,6 +1722,7 @@
         <w:rPr>
           <w:rFonts w:cs="Times New Roman"/>
           <w:bCs/>
+          <w:color w:val="000000" w:themeColor="text1"/>
           <w:kern w:val="0"/>
           <w:sz w:val="11"/>
           <w:szCs w:val="11"/>
@@ -914,6 +1733,7 @@
       <w:r>
         <w:rPr>
           <w:rFonts w:cs="Times New Roman"/>
+          <w:color w:val="000000" w:themeColor="text1"/>
           <w:kern w:val="0"/>
           <w:sz w:val="11"/>
           <w:szCs w:val="11"/>
@@ -924,6 +1744,7 @@
       <w:r>
         <w:rPr>
           <w:rFonts w:ascii="Cambria Math" w:hAnsi="Cambria Math" w:cs="Cambria Math"/>
+          <w:color w:val="000000" w:themeColor="text1"/>
           <w:kern w:val="0"/>
           <w:sz w:val="11"/>
           <w:szCs w:val="11"/>
@@ -934,6 +1755,7 @@
       <w:r>
         <w:rPr>
           <w:rFonts w:cs="Times New Roman"/>
+          <w:color w:val="000000" w:themeColor="text1"/>
           <w:kern w:val="0"/>
           <w:sz w:val="11"/>
           <w:szCs w:val="11"/>
@@ -944,6 +1766,7 @@
       <w:r>
         <w:rPr>
           <w:rFonts w:ascii="Cambria Math" w:hAnsi="Cambria Math" w:cs="Cambria Math"/>
+          <w:color w:val="000000" w:themeColor="text1"/>
           <w:kern w:val="0"/>
           <w:sz w:val="11"/>
           <w:szCs w:val="11"/>
@@ -954,6 +1777,7 @@
       <w:r>
         <w:rPr>
           <w:rFonts w:cs="Times New Roman"/>
+          <w:color w:val="000000" w:themeColor="text1"/>
           <w:kern w:val="0"/>
           <w:sz w:val="11"/>
           <w:szCs w:val="11"/>
@@ -965,6 +1789,7 @@
         <w:rPr>
           <w:rFonts w:cs="Times New Roman"/>
           <w:bCs/>
+          <w:color w:val="000000" w:themeColor="text1"/>
           <w:kern w:val="0"/>
           <w:sz w:val="11"/>
           <w:szCs w:val="11"/>
@@ -975,6 +1800,7 @@
       <w:r>
         <w:rPr>
           <w:rFonts w:cs="Times New Roman"/>
+          <w:color w:val="000000" w:themeColor="text1"/>
           <w:kern w:val="0"/>
           <w:sz w:val="11"/>
           <w:szCs w:val="11"/>
@@ -986,6 +1812,7 @@
         <w:rPr>
           <w:rFonts w:cs="Times New Roman"/>
           <w:bCs/>
+          <w:color w:val="000000" w:themeColor="text1"/>
           <w:kern w:val="0"/>
           <w:sz w:val="11"/>
           <w:szCs w:val="11"/>
@@ -996,39 +1823,19 @@
       <w:r>
         <w:rPr>
           <w:rFonts w:cs="Times New Roman"/>
-          <w:kern w:val="0"/>
-          <w:sz w:val="11"/>
-          <w:szCs w:val="11"/>
-          <w14:ligatures w14:val="none"/>
-        </w:rPr>
-        <w:t xml:space="preserve"> 2PL properties: (A) Some conflict-serializable missed - TRUE; (B) Acyclic graph </w:t>
-      </w:r>
-      <w:proofErr w:type="spellStart"/>
-      <w:r>
-        <w:rPr>
-          <w:rFonts w:cs="Times New Roman"/>
-          <w:kern w:val="0"/>
-          <w:sz w:val="11"/>
-          <w:szCs w:val="11"/>
-          <w14:ligatures w14:val="none"/>
-        </w:rPr>
-        <w:t>iff</w:t>
-      </w:r>
-      <w:proofErr w:type="spellEnd"/>
-      <w:r>
-        <w:rPr>
-          <w:rFonts w:cs="Times New Roman"/>
-          <w:kern w:val="0"/>
-          <w:sz w:val="11"/>
-          <w:szCs w:val="11"/>
-          <w14:ligatures w14:val="none"/>
-        </w:rPr>
-        <w:t xml:space="preserve"> conflict-serializable - TRUE; (C) Both enforce conflict serializability - TRUE </w:t>
-      </w:r>
-      <w:r>
-        <w:rPr>
-          <w:rFonts w:cs="Times New Roman"/>
-          <w:bCs/>
+          <w:color w:val="000000" w:themeColor="text1"/>
+          <w:kern w:val="0"/>
+          <w:sz w:val="11"/>
+          <w:szCs w:val="11"/>
+          <w14:ligatures w14:val="none"/>
+        </w:rPr>
+        <w:t xml:space="preserve"> 2PL properties: (A) Some conflict-serializable missed - TRUE; (B) Acyclic graph iff conflict-serializable - TRUE; (C) Both enforce conflict serializability - TRUE </w:t>
+      </w:r>
+      <w:r>
+        <w:rPr>
+          <w:rFonts w:cs="Times New Roman"/>
+          <w:bCs/>
+          <w:color w:val="000000" w:themeColor="text1"/>
           <w:kern w:val="0"/>
           <w:sz w:val="11"/>
           <w:szCs w:val="11"/>
@@ -1039,6 +1846,7 @@
       <w:r>
         <w:rPr>
           <w:rFonts w:cs="Times New Roman"/>
+          <w:color w:val="000000" w:themeColor="text1"/>
           <w:kern w:val="0"/>
           <w:sz w:val="11"/>
           <w:szCs w:val="11"/>
@@ -1050,6 +1858,7 @@
         <w:rPr>
           <w:rFonts w:cs="Times New Roman"/>
           <w:bCs/>
+          <w:color w:val="000000" w:themeColor="text1"/>
           <w:kern w:val="0"/>
           <w:sz w:val="11"/>
           <w:szCs w:val="11"/>
@@ -1060,6 +1869,7 @@
       <w:r>
         <w:rPr>
           <w:rFonts w:cs="Times New Roman"/>
+          <w:color w:val="000000" w:themeColor="text1"/>
           <w:kern w:val="0"/>
           <w:sz w:val="11"/>
           <w:szCs w:val="11"/>
@@ -1071,6 +1881,7 @@
         <w:rPr>
           <w:rFonts w:cs="Times New Roman"/>
           <w:bCs/>
+          <w:color w:val="000000" w:themeColor="text1"/>
           <w:kern w:val="0"/>
           <w:sz w:val="11"/>
           <w:szCs w:val="11"/>
@@ -1081,6 +1892,7 @@
       <w:r>
         <w:rPr>
           <w:rFonts w:cs="Times New Roman"/>
+          <w:color w:val="000000" w:themeColor="text1"/>
           <w:kern w:val="0"/>
           <w:sz w:val="11"/>
           <w:szCs w:val="11"/>
@@ -1092,6 +1904,7 @@
         <w:rPr>
           <w:rFonts w:cs="Times New Roman"/>
           <w:bCs/>
+          <w:color w:val="000000" w:themeColor="text1"/>
           <w:kern w:val="0"/>
           <w:sz w:val="11"/>
           <w:szCs w:val="11"/>
@@ -1102,6 +1915,7 @@
       <w:r>
         <w:rPr>
           <w:rFonts w:cs="Times New Roman"/>
+          <w:color w:val="000000" w:themeColor="text1"/>
           <w:kern w:val="0"/>
           <w:sz w:val="11"/>
           <w:szCs w:val="11"/>
@@ -1113,6 +1927,7 @@
         <w:rPr>
           <w:rFonts w:cs="Times New Roman"/>
           <w:bCs/>
+          <w:color w:val="000000" w:themeColor="text1"/>
           <w:kern w:val="0"/>
           <w:sz w:val="11"/>
           <w:szCs w:val="11"/>
@@ -1123,39 +1938,19 @@
       <w:r>
         <w:rPr>
           <w:rFonts w:cs="Times New Roman"/>
-          <w:kern w:val="0"/>
-          <w:sz w:val="11"/>
-          <w:szCs w:val="11"/>
-          <w14:ligatures w14:val="none"/>
-        </w:rPr>
-        <w:t xml:space="preserve"> Grace Hash Join: (A) No extra disk IO for repartition - TRUE; (B) Data skew problem regardless - FALSE; (C) Different </w:t>
-      </w:r>
-      <w:proofErr w:type="spellStart"/>
-      <w:r>
-        <w:rPr>
-          <w:rFonts w:cs="Times New Roman"/>
-          <w:kern w:val="0"/>
-          <w:sz w:val="11"/>
-          <w:szCs w:val="11"/>
-          <w14:ligatures w14:val="none"/>
-        </w:rPr>
-        <w:t>agg</w:t>
-      </w:r>
-      <w:proofErr w:type="spellEnd"/>
-      <w:r>
-        <w:rPr>
-          <w:rFonts w:cs="Times New Roman"/>
-          <w:kern w:val="0"/>
-          <w:sz w:val="11"/>
-          <w:szCs w:val="11"/>
-          <w14:ligatures w14:val="none"/>
-        </w:rPr>
-        <w:t xml:space="preserve"> locally/globally - FALSE </w:t>
-      </w:r>
-      <w:r>
-        <w:rPr>
-          <w:rFonts w:cs="Times New Roman"/>
-          <w:bCs/>
+          <w:color w:val="000000" w:themeColor="text1"/>
+          <w:kern w:val="0"/>
+          <w:sz w:val="11"/>
+          <w:szCs w:val="11"/>
+          <w14:ligatures w14:val="none"/>
+        </w:rPr>
+        <w:t xml:space="preserve"> Grace Hash Join: (A) No extra disk IO for repartition - TRUE; (B) Data skew problem regardless - FALSE; (C) Different agg locally/globally - FALSE </w:t>
+      </w:r>
+      <w:r>
+        <w:rPr>
+          <w:rFonts w:cs="Times New Roman"/>
+          <w:bCs/>
+          <w:color w:val="000000" w:themeColor="text1"/>
           <w:kern w:val="0"/>
           <w:sz w:val="11"/>
           <w:szCs w:val="11"/>
@@ -1166,6 +1961,7 @@
       <w:r>
         <w:rPr>
           <w:rFonts w:cs="Times New Roman"/>
+          <w:color w:val="000000" w:themeColor="text1"/>
           <w:kern w:val="0"/>
           <w:sz w:val="11"/>
           <w:szCs w:val="11"/>
@@ -1177,6 +1973,7 @@
         <w:rPr>
           <w:rFonts w:cs="Times New Roman"/>
           <w:bCs/>
+          <w:color w:val="000000" w:themeColor="text1"/>
           <w:kern w:val="0"/>
           <w:sz w:val="11"/>
           <w:szCs w:val="11"/>
@@ -1187,6 +1984,7 @@
       <w:r>
         <w:rPr>
           <w:rFonts w:cs="Times New Roman"/>
+          <w:color w:val="000000" w:themeColor="text1"/>
           <w:kern w:val="0"/>
           <w:sz w:val="11"/>
           <w:szCs w:val="11"/>
@@ -1201,16 +1999,18 @@
         <w:spacing w:after="0" w:line="240" w:lineRule="auto"/>
         <w:rPr>
           <w:rFonts w:cs="Times New Roman"/>
-          <w:kern w:val="0"/>
-          <w:sz w:val="11"/>
-          <w:szCs w:val="11"/>
-          <w14:ligatures w14:val="none"/>
-        </w:rPr>
-      </w:pPr>
-      <w:r>
-        <w:rPr>
-          <w:rFonts w:cs="Times New Roman"/>
-          <w:bCs/>
+          <w:color w:val="000000" w:themeColor="text1"/>
+          <w:kern w:val="0"/>
+          <w:sz w:val="11"/>
+          <w:szCs w:val="11"/>
+          <w14:ligatures w14:val="none"/>
+        </w:rPr>
+      </w:pPr>
+      <w:r>
+        <w:rPr>
+          <w:rFonts w:cs="Times New Roman"/>
+          <w:bCs/>
+          <w:color w:val="000000" w:themeColor="text1"/>
           <w:kern w:val="0"/>
           <w:sz w:val="11"/>
           <w:szCs w:val="11"/>
@@ -1221,6 +2021,7 @@
       <w:r>
         <w:rPr>
           <w:rFonts w:cs="Times New Roman"/>
+          <w:color w:val="000000" w:themeColor="text1"/>
           <w:kern w:val="0"/>
           <w:sz w:val="11"/>
           <w:szCs w:val="11"/>
@@ -1235,16 +2036,18 @@
         <w:spacing w:after="0" w:line="240" w:lineRule="auto"/>
         <w:rPr>
           <w:rFonts w:cs="Times New Roman"/>
-          <w:kern w:val="0"/>
-          <w:sz w:val="11"/>
-          <w:szCs w:val="11"/>
-          <w14:ligatures w14:val="none"/>
-        </w:rPr>
-      </w:pPr>
-      <w:r>
-        <w:rPr>
-          <w:rFonts w:cs="Times New Roman"/>
-          <w:bCs/>
+          <w:color w:val="000000" w:themeColor="text1"/>
+          <w:kern w:val="0"/>
+          <w:sz w:val="11"/>
+          <w:szCs w:val="11"/>
+          <w14:ligatures w14:val="none"/>
+        </w:rPr>
+      </w:pPr>
+      <w:r>
+        <w:rPr>
+          <w:rFonts w:cs="Times New Roman"/>
+          <w:bCs/>
+          <w:color w:val="000000" w:themeColor="text1"/>
           <w:kern w:val="0"/>
           <w:sz w:val="11"/>
           <w:szCs w:val="11"/>
@@ -1255,6 +2058,7 @@
       <w:r>
         <w:rPr>
           <w:rFonts w:cs="Times New Roman"/>
+          <w:color w:val="000000" w:themeColor="text1"/>
           <w:kern w:val="0"/>
           <w:sz w:val="11"/>
           <w:szCs w:val="11"/>
@@ -1269,16 +2073,18 @@
         <w:spacing w:after="0" w:line="240" w:lineRule="auto"/>
         <w:rPr>
           <w:rFonts w:cs="Times New Roman"/>
-          <w:kern w:val="0"/>
-          <w:sz w:val="11"/>
-          <w:szCs w:val="11"/>
-          <w14:ligatures w14:val="none"/>
-        </w:rPr>
-      </w:pPr>
-      <w:r>
-        <w:rPr>
-          <w:rFonts w:cs="Times New Roman"/>
-          <w:bCs/>
+          <w:color w:val="000000" w:themeColor="text1"/>
+          <w:kern w:val="0"/>
+          <w:sz w:val="11"/>
+          <w:szCs w:val="11"/>
+          <w14:ligatures w14:val="none"/>
+        </w:rPr>
+      </w:pPr>
+      <w:r>
+        <w:rPr>
+          <w:rFonts w:cs="Times New Roman"/>
+          <w:bCs/>
+          <w:color w:val="000000" w:themeColor="text1"/>
           <w:kern w:val="0"/>
           <w:sz w:val="11"/>
           <w:szCs w:val="11"/>
@@ -1289,6 +2095,7 @@
       <w:r>
         <w:rPr>
           <w:rFonts w:cs="Times New Roman"/>
+          <w:color w:val="000000" w:themeColor="text1"/>
           <w:kern w:val="0"/>
           <w:sz w:val="11"/>
           <w:szCs w:val="11"/>
@@ -1303,16 +2110,18 @@
         <w:spacing w:after="0" w:line="240" w:lineRule="auto"/>
         <w:rPr>
           <w:rFonts w:cs="Times New Roman"/>
-          <w:kern w:val="0"/>
-          <w:sz w:val="11"/>
-          <w:szCs w:val="11"/>
-          <w14:ligatures w14:val="none"/>
-        </w:rPr>
-      </w:pPr>
-      <w:r>
-        <w:rPr>
-          <w:rFonts w:cs="Times New Roman"/>
-          <w:bCs/>
+          <w:color w:val="000000" w:themeColor="text1"/>
+          <w:kern w:val="0"/>
+          <w:sz w:val="11"/>
+          <w:szCs w:val="11"/>
+          <w14:ligatures w14:val="none"/>
+        </w:rPr>
+      </w:pPr>
+      <w:r>
+        <w:rPr>
+          <w:rFonts w:cs="Times New Roman"/>
+          <w:bCs/>
+          <w:color w:val="000000" w:themeColor="text1"/>
           <w:kern w:val="0"/>
           <w:sz w:val="11"/>
           <w:szCs w:val="11"/>
@@ -1323,6 +2132,7 @@
       <w:r>
         <w:rPr>
           <w:rFonts w:cs="Times New Roman"/>
+          <w:color w:val="000000" w:themeColor="text1"/>
           <w:kern w:val="0"/>
           <w:sz w:val="11"/>
           <w:szCs w:val="11"/>
@@ -1337,16 +2147,18 @@
         <w:spacing w:after="0" w:line="240" w:lineRule="auto"/>
         <w:rPr>
           <w:rFonts w:cs="Times New Roman"/>
-          <w:kern w:val="0"/>
-          <w:sz w:val="11"/>
-          <w:szCs w:val="11"/>
-          <w14:ligatures w14:val="none"/>
-        </w:rPr>
-      </w:pPr>
-      <w:r>
-        <w:rPr>
-          <w:rFonts w:cs="Times New Roman"/>
-          <w:bCs/>
+          <w:color w:val="000000" w:themeColor="text1"/>
+          <w:kern w:val="0"/>
+          <w:sz w:val="11"/>
+          <w:szCs w:val="11"/>
+          <w14:ligatures w14:val="none"/>
+        </w:rPr>
+      </w:pPr>
+      <w:r>
+        <w:rPr>
+          <w:rFonts w:cs="Times New Roman"/>
+          <w:bCs/>
+          <w:color w:val="000000" w:themeColor="text1"/>
           <w:kern w:val="0"/>
           <w:sz w:val="11"/>
           <w:szCs w:val="11"/>
@@ -1357,6 +2169,7 @@
       <w:r>
         <w:rPr>
           <w:rFonts w:cs="Times New Roman"/>
+          <w:color w:val="000000" w:themeColor="text1"/>
           <w:kern w:val="0"/>
           <w:sz w:val="11"/>
           <w:szCs w:val="11"/>
@@ -1371,16 +2184,18 @@
         <w:spacing w:after="0" w:line="240" w:lineRule="auto"/>
         <w:rPr>
           <w:rFonts w:cs="Times New Roman"/>
-          <w:kern w:val="0"/>
-          <w:sz w:val="11"/>
-          <w:szCs w:val="11"/>
-          <w14:ligatures w14:val="none"/>
-        </w:rPr>
-      </w:pPr>
-      <w:r>
-        <w:rPr>
-          <w:rFonts w:cs="Times New Roman"/>
-          <w:bCs/>
+          <w:color w:val="000000" w:themeColor="text1"/>
+          <w:kern w:val="0"/>
+          <w:sz w:val="11"/>
+          <w:szCs w:val="11"/>
+          <w14:ligatures w14:val="none"/>
+        </w:rPr>
+      </w:pPr>
+      <w:r>
+        <w:rPr>
+          <w:rFonts w:cs="Times New Roman"/>
+          <w:bCs/>
+          <w:color w:val="000000" w:themeColor="text1"/>
           <w:kern w:val="0"/>
           <w:sz w:val="11"/>
           <w:szCs w:val="11"/>
@@ -1391,6 +2206,7 @@
       <w:r>
         <w:rPr>
           <w:rFonts w:cs="Times New Roman"/>
+          <w:color w:val="000000" w:themeColor="text1"/>
           <w:kern w:val="0"/>
           <w:sz w:val="11"/>
           <w:szCs w:val="11"/>
@@ -1405,16 +2221,18 @@
         <w:spacing w:after="0" w:line="240" w:lineRule="auto"/>
         <w:rPr>
           <w:rFonts w:cs="Times New Roman"/>
-          <w:kern w:val="0"/>
-          <w:sz w:val="11"/>
-          <w:szCs w:val="11"/>
-          <w14:ligatures w14:val="none"/>
-        </w:rPr>
-      </w:pPr>
-      <w:r>
-        <w:rPr>
-          <w:rFonts w:cs="Times New Roman"/>
-          <w:bCs/>
+          <w:color w:val="000000" w:themeColor="text1"/>
+          <w:kern w:val="0"/>
+          <w:sz w:val="11"/>
+          <w:szCs w:val="11"/>
+          <w14:ligatures w14:val="none"/>
+        </w:rPr>
+      </w:pPr>
+      <w:r>
+        <w:rPr>
+          <w:rFonts w:cs="Times New Roman"/>
+          <w:bCs/>
+          <w:color w:val="000000" w:themeColor="text1"/>
           <w:kern w:val="0"/>
           <w:sz w:val="11"/>
           <w:szCs w:val="11"/>
@@ -1425,52 +2243,33 @@
       <w:r>
         <w:rPr>
           <w:rFonts w:cs="Times New Roman"/>
-          <w:kern w:val="0"/>
-          <w:sz w:val="11"/>
-          <w:szCs w:val="11"/>
-          <w14:ligatures w14:val="none"/>
-        </w:rPr>
-        <w:t xml:space="preserve"> PDBMS: (a) 528 KB; (b) 396 KB; (c) 480 </w:t>
-      </w:r>
-      <w:proofErr w:type="spellStart"/>
-      <w:r>
-        <w:rPr>
-          <w:rFonts w:cs="Times New Roman"/>
-          <w:kern w:val="0"/>
-          <w:sz w:val="11"/>
-          <w:szCs w:val="11"/>
-          <w14:ligatures w14:val="none"/>
-        </w:rPr>
-        <w:t>ms</w:t>
-      </w:r>
-      <w:proofErr w:type="spellEnd"/>
-      <w:r>
-        <w:rPr>
-          <w:rFonts w:cs="Times New Roman"/>
-          <w:kern w:val="0"/>
-          <w:sz w:val="11"/>
-          <w:szCs w:val="11"/>
-          <w14:ligatures w14:val="none"/>
-        </w:rPr>
-        <w:t>; (d) Broadcast join; (e) 64 KB</w:t>
-      </w:r>
-    </w:p>
-    <w:p>
-      <w:pPr>
-        <w:snapToGrid w:val="0"/>
-        <w:spacing w:after="0" w:line="240" w:lineRule="auto"/>
-        <w:rPr>
-          <w:rFonts w:cs="Times New Roman"/>
-          <w:kern w:val="0"/>
-          <w:sz w:val="11"/>
-          <w:szCs w:val="11"/>
-          <w14:ligatures w14:val="none"/>
-        </w:rPr>
-      </w:pPr>
-      <w:r>
-        <w:rPr>
-          <w:rFonts w:cs="Times New Roman"/>
-          <w:bCs/>
+          <w:color w:val="000000" w:themeColor="text1"/>
+          <w:kern w:val="0"/>
+          <w:sz w:val="11"/>
+          <w:szCs w:val="11"/>
+          <w14:ligatures w14:val="none"/>
+        </w:rPr>
+        <w:t xml:space="preserve"> PDBMS: (a) 528 KB; (b) 396 KB; (c) 480 ms; (d) Broadcast join; (e) 64 KB</w:t>
+      </w:r>
+    </w:p>
+    <w:p>
+      <w:pPr>
+        <w:snapToGrid w:val="0"/>
+        <w:spacing w:after="0" w:line="240" w:lineRule="auto"/>
+        <w:rPr>
+          <w:rFonts w:cs="Times New Roman"/>
+          <w:color w:val="000000" w:themeColor="text1"/>
+          <w:kern w:val="0"/>
+          <w:sz w:val="11"/>
+          <w:szCs w:val="11"/>
+          <w14:ligatures w14:val="none"/>
+        </w:rPr>
+      </w:pPr>
+      <w:r>
+        <w:rPr>
+          <w:rFonts w:cs="Times New Roman"/>
+          <w:bCs/>
+          <w:color w:val="000000" w:themeColor="text1"/>
           <w:kern w:val="0"/>
           <w:sz w:val="11"/>
           <w:szCs w:val="11"/>
@@ -1481,6 +2280,7 @@
       <w:r>
         <w:rPr>
           <w:rFonts w:cs="Times New Roman"/>
+          <w:color w:val="000000" w:themeColor="text1"/>
           <w:kern w:val="0"/>
           <w:sz w:val="11"/>
           <w:szCs w:val="11"/>
@@ -1495,6 +2295,7 @@
         <w:spacing w:after="0" w:line="240" w:lineRule="auto"/>
         <w:rPr>
           <w:rFonts w:cs="Times New Roman"/>
+          <w:color w:val="000000" w:themeColor="text1"/>
           <w:kern w:val="0"/>
           <w:sz w:val="11"/>
           <w:szCs w:val="11"/>
@@ -1505,36 +2306,12 @@
         <w:rPr>
           <w:rFonts w:cs="Times New Roman"/>
           <w:noProof/>
+          <w:color w:val="000000" w:themeColor="text1"/>
           <w:kern w:val="0"/>
           <w:sz w:val="11"/>
           <w:szCs w:val="11"/>
         </w:rPr>
         <w:pict w14:anchorId="0538B753">
-          <v:rect id="_x0000_i1027" alt="" style="width:451.3pt;height:.05pt;mso-width-percent:0;mso-height-percent:0;mso-width-percent:0;mso-height-percent:0" o:hralign="center" o:hrstd="t" o:hr="t" fillcolor="#a0a0a0" stroked="f"/>
-        </w:pict>
-      </w:r>
-    </w:p>
-    <w:p>
-      <w:pPr>
-        <w:snapToGrid w:val="0"/>
-        <w:spacing w:after="0" w:line="240" w:lineRule="auto"/>
-        <w:rPr>
-          <w:rFonts w:cs="Times New Roman"/>
-          <w:kern w:val="0"/>
-          <w:sz w:val="11"/>
-          <w:szCs w:val="11"/>
-          <w14:ligatures w14:val="none"/>
-        </w:rPr>
-      </w:pPr>
-      <w:r>
-        <w:rPr>
-          <w:rFonts w:cs="Times New Roman"/>
-          <w:noProof/>
-          <w:kern w:val="0"/>
-          <w:sz w:val="11"/>
-          <w:szCs w:val="11"/>
-        </w:rPr>
-        <w:pict w14:anchorId="6BDDB10F">
           <v:rect id="_x0000_i1026" alt="" style="width:451.3pt;height:.05pt;mso-width-percent:0;mso-height-percent:0;mso-width-percent:0;mso-height-percent:0" o:hralign="center" o:hrstd="t" o:hr="t" fillcolor="#a0a0a0" stroked="f"/>
         </w:pict>
       </w:r>
@@ -1547,16 +2324,18 @@
         <w:rPr>
           <w:rFonts w:cs="Times New Roman"/>
           <w:bCs/>
-          <w:kern w:val="0"/>
-          <w:sz w:val="11"/>
-          <w:szCs w:val="11"/>
-          <w14:ligatures w14:val="none"/>
-        </w:rPr>
-      </w:pPr>
-      <w:r>
-        <w:rPr>
-          <w:rFonts w:cs="Times New Roman"/>
-          <w:bCs/>
+          <w:color w:val="000000" w:themeColor="text1"/>
+          <w:kern w:val="0"/>
+          <w:sz w:val="11"/>
+          <w:szCs w:val="11"/>
+          <w14:ligatures w14:val="none"/>
+        </w:rPr>
+      </w:pPr>
+      <w:r>
+        <w:rPr>
+          <w:rFonts w:cs="Times New Roman"/>
+          <w:bCs/>
+          <w:color w:val="000000" w:themeColor="text1"/>
           <w:kern w:val="0"/>
           <w:sz w:val="11"/>
           <w:szCs w:val="11"/>
@@ -1571,16 +2350,18 @@
         <w:spacing w:after="0" w:line="240" w:lineRule="auto"/>
         <w:rPr>
           <w:rFonts w:cs="Times New Roman"/>
-          <w:kern w:val="0"/>
-          <w:sz w:val="11"/>
-          <w:szCs w:val="11"/>
-          <w14:ligatures w14:val="none"/>
-        </w:rPr>
-      </w:pPr>
-      <w:r>
-        <w:rPr>
-          <w:rFonts w:cs="Times New Roman"/>
-          <w:bCs/>
+          <w:color w:val="000000" w:themeColor="text1"/>
+          <w:kern w:val="0"/>
+          <w:sz w:val="11"/>
+          <w:szCs w:val="11"/>
+          <w14:ligatures w14:val="none"/>
+        </w:rPr>
+      </w:pPr>
+      <w:r>
+        <w:rPr>
+          <w:rFonts w:cs="Times New Roman"/>
+          <w:bCs/>
+          <w:color w:val="000000" w:themeColor="text1"/>
           <w:kern w:val="0"/>
           <w:sz w:val="11"/>
           <w:szCs w:val="11"/>
@@ -1591,6 +2372,7 @@
       <w:r>
         <w:rPr>
           <w:rFonts w:cs="Times New Roman"/>
+          <w:color w:val="000000" w:themeColor="text1"/>
           <w:kern w:val="0"/>
           <w:sz w:val="11"/>
           <w:szCs w:val="11"/>
@@ -1602,6 +2384,7 @@
         <w:rPr>
           <w:rFonts w:cs="Times New Roman"/>
           <w:bCs/>
+          <w:color w:val="000000" w:themeColor="text1"/>
           <w:kern w:val="0"/>
           <w:sz w:val="11"/>
           <w:szCs w:val="11"/>
@@ -1612,6 +2395,7 @@
       <w:r>
         <w:rPr>
           <w:rFonts w:cs="Times New Roman"/>
+          <w:color w:val="000000" w:themeColor="text1"/>
           <w:kern w:val="0"/>
           <w:sz w:val="11"/>
           <w:szCs w:val="11"/>
@@ -1623,6 +2407,7 @@
         <w:rPr>
           <w:rFonts w:cs="Times New Roman"/>
           <w:bCs/>
+          <w:color w:val="000000" w:themeColor="text1"/>
           <w:kern w:val="0"/>
           <w:sz w:val="11"/>
           <w:szCs w:val="11"/>
@@ -1633,6 +2418,7 @@
       <w:r>
         <w:rPr>
           <w:rFonts w:cs="Times New Roman"/>
+          <w:color w:val="000000" w:themeColor="text1"/>
           <w:kern w:val="0"/>
           <w:sz w:val="11"/>
           <w:szCs w:val="11"/>
@@ -1644,6 +2430,7 @@
         <w:rPr>
           <w:rFonts w:cs="Times New Roman"/>
           <w:bCs/>
+          <w:color w:val="000000" w:themeColor="text1"/>
           <w:kern w:val="0"/>
           <w:sz w:val="11"/>
           <w:szCs w:val="11"/>
@@ -1654,6 +2441,7 @@
       <w:r>
         <w:rPr>
           <w:rFonts w:cs="Times New Roman"/>
+          <w:color w:val="000000" w:themeColor="text1"/>
           <w:kern w:val="0"/>
           <w:sz w:val="11"/>
           <w:szCs w:val="11"/>
@@ -1665,6 +2453,7 @@
         <w:rPr>
           <w:rFonts w:cs="Times New Roman"/>
           <w:bCs/>
+          <w:color w:val="000000" w:themeColor="text1"/>
           <w:kern w:val="0"/>
           <w:sz w:val="11"/>
           <w:szCs w:val="11"/>
@@ -1675,6 +2464,7 @@
       <w:r>
         <w:rPr>
           <w:rFonts w:cs="Times New Roman"/>
+          <w:color w:val="000000" w:themeColor="text1"/>
           <w:kern w:val="0"/>
           <w:sz w:val="11"/>
           <w:szCs w:val="11"/>
@@ -1686,6 +2476,7 @@
         <w:rPr>
           <w:rFonts w:cs="Times New Roman"/>
           <w:bCs/>
+          <w:color w:val="000000" w:themeColor="text1"/>
           <w:kern w:val="0"/>
           <w:sz w:val="11"/>
           <w:szCs w:val="11"/>
@@ -1696,6 +2487,7 @@
       <w:r>
         <w:rPr>
           <w:rFonts w:cs="Times New Roman"/>
+          <w:color w:val="000000" w:themeColor="text1"/>
           <w:kern w:val="0"/>
           <w:sz w:val="11"/>
           <w:szCs w:val="11"/>
@@ -1707,6 +2499,7 @@
         <w:rPr>
           <w:rFonts w:cs="Times New Roman"/>
           <w:bCs/>
+          <w:color w:val="000000" w:themeColor="text1"/>
           <w:kern w:val="0"/>
           <w:sz w:val="11"/>
           <w:szCs w:val="11"/>
@@ -1717,6 +2510,7 @@
       <w:r>
         <w:rPr>
           <w:rFonts w:cs="Times New Roman"/>
+          <w:color w:val="000000" w:themeColor="text1"/>
           <w:kern w:val="0"/>
           <w:sz w:val="11"/>
           <w:szCs w:val="11"/>
@@ -1728,6 +2522,7 @@
         <w:rPr>
           <w:rFonts w:cs="Times New Roman"/>
           <w:bCs/>
+          <w:color w:val="000000" w:themeColor="text1"/>
           <w:kern w:val="0"/>
           <w:sz w:val="11"/>
           <w:szCs w:val="11"/>
@@ -1738,6 +2533,7 @@
       <w:r>
         <w:rPr>
           <w:rFonts w:cs="Times New Roman"/>
+          <w:color w:val="000000" w:themeColor="text1"/>
           <w:kern w:val="0"/>
           <w:sz w:val="11"/>
           <w:szCs w:val="11"/>
@@ -1749,6 +2545,7 @@
         <w:rPr>
           <w:rFonts w:cs="Times New Roman"/>
           <w:bCs/>
+          <w:color w:val="000000" w:themeColor="text1"/>
           <w:kern w:val="0"/>
           <w:sz w:val="11"/>
           <w:szCs w:val="11"/>
@@ -1759,83 +2556,19 @@
       <w:r>
         <w:rPr>
           <w:rFonts w:cs="Times New Roman"/>
-          <w:kern w:val="0"/>
-          <w:sz w:val="11"/>
-          <w:szCs w:val="11"/>
-          <w14:ligatures w14:val="none"/>
-        </w:rPr>
-        <w:t xml:space="preserve"> </w:t>
-      </w:r>
-      <w:proofErr w:type="spellStart"/>
-      <w:r>
-        <w:rPr>
-          <w:rFonts w:cs="Times New Roman"/>
-          <w:kern w:val="0"/>
-          <w:sz w:val="11"/>
-          <w:szCs w:val="11"/>
-          <w14:ligatures w14:val="none"/>
-        </w:rPr>
-        <w:t>Unclustered</w:t>
-      </w:r>
-      <w:proofErr w:type="spellEnd"/>
-      <w:r>
-        <w:rPr>
-          <w:rFonts w:cs="Times New Roman"/>
-          <w:kern w:val="0"/>
-          <w:sz w:val="11"/>
-          <w:szCs w:val="11"/>
-          <w14:ligatures w14:val="none"/>
-        </w:rPr>
-        <w:t xml:space="preserve"> B-tree: (A) Random reads per record - TRUE; (B) Few matches </w:t>
-      </w:r>
-      <w:proofErr w:type="spellStart"/>
-      <w:r>
-        <w:rPr>
-          <w:rFonts w:cs="Times New Roman"/>
-          <w:kern w:val="0"/>
-          <w:sz w:val="11"/>
-          <w:szCs w:val="11"/>
-          <w14:ligatures w14:val="none"/>
-        </w:rPr>
-        <w:t>unclustered</w:t>
-      </w:r>
-      <w:proofErr w:type="spellEnd"/>
-      <w:r>
-        <w:rPr>
-          <w:rFonts w:cs="Times New Roman"/>
-          <w:kern w:val="0"/>
-          <w:sz w:val="11"/>
-          <w:szCs w:val="11"/>
-          <w14:ligatures w14:val="none"/>
-        </w:rPr>
-        <w:t xml:space="preserve"> better - TRUE; (C) SSD always </w:t>
-      </w:r>
-      <w:proofErr w:type="spellStart"/>
-      <w:r>
-        <w:rPr>
-          <w:rFonts w:cs="Times New Roman"/>
-          <w:kern w:val="0"/>
-          <w:sz w:val="11"/>
-          <w:szCs w:val="11"/>
-          <w14:ligatures w14:val="none"/>
-        </w:rPr>
-        <w:t>unclustered</w:t>
-      </w:r>
-      <w:proofErr w:type="spellEnd"/>
-      <w:r>
-        <w:rPr>
-          <w:rFonts w:cs="Times New Roman"/>
-          <w:kern w:val="0"/>
-          <w:sz w:val="11"/>
-          <w:szCs w:val="11"/>
-          <w14:ligatures w14:val="none"/>
-        </w:rPr>
-        <w:t xml:space="preserve"> - FALSE </w:t>
-      </w:r>
-      <w:r>
-        <w:rPr>
-          <w:rFonts w:cs="Times New Roman"/>
-          <w:bCs/>
+          <w:color w:val="000000" w:themeColor="text1"/>
+          <w:kern w:val="0"/>
+          <w:sz w:val="11"/>
+          <w:szCs w:val="11"/>
+          <w14:ligatures w14:val="none"/>
+        </w:rPr>
+        <w:t xml:space="preserve"> Unclustered B-tree: (A) Random reads per record - TRUE; (B) Few matches unclustered better - TRUE; (C) SSD always unclustered - FALSE </w:t>
+      </w:r>
+      <w:r>
+        <w:rPr>
+          <w:rFonts w:cs="Times New Roman"/>
+          <w:bCs/>
+          <w:color w:val="000000" w:themeColor="text1"/>
           <w:kern w:val="0"/>
           <w:sz w:val="11"/>
           <w:szCs w:val="11"/>
@@ -1846,6 +2579,7 @@
       <w:r>
         <w:rPr>
           <w:rFonts w:cs="Times New Roman"/>
+          <w:color w:val="000000" w:themeColor="text1"/>
           <w:kern w:val="0"/>
           <w:sz w:val="11"/>
           <w:szCs w:val="11"/>
@@ -1857,6 +2591,7 @@
         <w:rPr>
           <w:rFonts w:cs="Times New Roman"/>
           <w:bCs/>
+          <w:color w:val="000000" w:themeColor="text1"/>
           <w:kern w:val="0"/>
           <w:sz w:val="11"/>
           <w:szCs w:val="11"/>
@@ -1867,6 +2602,7 @@
       <w:r>
         <w:rPr>
           <w:rFonts w:cs="Times New Roman"/>
+          <w:color w:val="000000" w:themeColor="text1"/>
           <w:kern w:val="0"/>
           <w:sz w:val="11"/>
           <w:szCs w:val="11"/>
@@ -1878,6 +2614,7 @@
         <w:rPr>
           <w:rFonts w:cs="Times New Roman"/>
           <w:bCs/>
+          <w:color w:val="000000" w:themeColor="text1"/>
           <w:kern w:val="0"/>
           <w:sz w:val="11"/>
           <w:szCs w:val="11"/>
@@ -1888,6 +2625,7 @@
       <w:r>
         <w:rPr>
           <w:rFonts w:cs="Times New Roman"/>
+          <w:color w:val="000000" w:themeColor="text1"/>
           <w:kern w:val="0"/>
           <w:sz w:val="11"/>
           <w:szCs w:val="11"/>
@@ -1899,6 +2637,7 @@
         <w:rPr>
           <w:rFonts w:cs="Times New Roman"/>
           <w:bCs/>
+          <w:color w:val="000000" w:themeColor="text1"/>
           <w:kern w:val="0"/>
           <w:sz w:val="11"/>
           <w:szCs w:val="11"/>
@@ -1909,6 +2648,7 @@
       <w:r>
         <w:rPr>
           <w:rFonts w:cs="Times New Roman"/>
+          <w:color w:val="000000" w:themeColor="text1"/>
           <w:kern w:val="0"/>
           <w:sz w:val="11"/>
           <w:szCs w:val="11"/>
@@ -1920,6 +2660,7 @@
         <w:rPr>
           <w:rFonts w:cs="Times New Roman"/>
           <w:bCs/>
+          <w:color w:val="000000" w:themeColor="text1"/>
           <w:kern w:val="0"/>
           <w:sz w:val="11"/>
           <w:szCs w:val="11"/>
@@ -1930,6 +2671,7 @@
       <w:r>
         <w:rPr>
           <w:rFonts w:cs="Times New Roman"/>
+          <w:color w:val="000000" w:themeColor="text1"/>
           <w:kern w:val="0"/>
           <w:sz w:val="11"/>
           <w:szCs w:val="11"/>
@@ -1941,6 +2683,7 @@
         <w:rPr>
           <w:rFonts w:cs="Times New Roman"/>
           <w:bCs/>
+          <w:color w:val="000000" w:themeColor="text1"/>
           <w:kern w:val="0"/>
           <w:sz w:val="11"/>
           <w:szCs w:val="11"/>
@@ -1951,6 +2694,7 @@
       <w:r>
         <w:rPr>
           <w:rFonts w:cs="Times New Roman"/>
+          <w:color w:val="000000" w:themeColor="text1"/>
           <w:kern w:val="0"/>
           <w:sz w:val="11"/>
           <w:szCs w:val="11"/>
@@ -1962,6 +2706,7 @@
         <w:rPr>
           <w:rFonts w:cs="Times New Roman"/>
           <w:bCs/>
+          <w:color w:val="000000" w:themeColor="text1"/>
           <w:kern w:val="0"/>
           <w:sz w:val="11"/>
           <w:szCs w:val="11"/>
@@ -1972,6 +2717,7 @@
       <w:r>
         <w:rPr>
           <w:rFonts w:cs="Times New Roman"/>
+          <w:color w:val="000000" w:themeColor="text1"/>
           <w:kern w:val="0"/>
           <w:sz w:val="11"/>
           <w:szCs w:val="11"/>
@@ -1983,6 +2729,7 @@
         <w:rPr>
           <w:rFonts w:cs="Times New Roman"/>
           <w:bCs/>
+          <w:color w:val="000000" w:themeColor="text1"/>
           <w:kern w:val="0"/>
           <w:sz w:val="11"/>
           <w:szCs w:val="11"/>
@@ -1993,6 +2740,7 @@
       <w:r>
         <w:rPr>
           <w:rFonts w:cs="Times New Roman"/>
+          <w:color w:val="000000" w:themeColor="text1"/>
           <w:kern w:val="0"/>
           <w:sz w:val="11"/>
           <w:szCs w:val="11"/>
@@ -2004,6 +2752,7 @@
         <w:rPr>
           <w:rFonts w:cs="Times New Roman"/>
           <w:bCs/>
+          <w:color w:val="000000" w:themeColor="text1"/>
           <w:kern w:val="0"/>
           <w:sz w:val="11"/>
           <w:szCs w:val="11"/>
@@ -2014,6 +2763,7 @@
       <w:r>
         <w:rPr>
           <w:rFonts w:cs="Times New Roman"/>
+          <w:color w:val="000000" w:themeColor="text1"/>
           <w:kern w:val="0"/>
           <w:sz w:val="11"/>
           <w:szCs w:val="11"/>
@@ -2025,6 +2775,7 @@
         <w:rPr>
           <w:rFonts w:cs="Times New Roman"/>
           <w:bCs/>
+          <w:color w:val="000000" w:themeColor="text1"/>
           <w:kern w:val="0"/>
           <w:sz w:val="11"/>
           <w:szCs w:val="11"/>
@@ -2035,6 +2786,7 @@
       <w:r>
         <w:rPr>
           <w:rFonts w:cs="Times New Roman"/>
+          <w:color w:val="000000" w:themeColor="text1"/>
           <w:kern w:val="0"/>
           <w:sz w:val="11"/>
           <w:szCs w:val="11"/>
@@ -2046,6 +2798,7 @@
         <w:rPr>
           <w:rFonts w:cs="Times New Roman"/>
           <w:bCs/>
+          <w:color w:val="000000" w:themeColor="text1"/>
           <w:kern w:val="0"/>
           <w:sz w:val="11"/>
           <w:szCs w:val="11"/>
@@ -2056,6 +2809,7 @@
       <w:r>
         <w:rPr>
           <w:rFonts w:cs="Times New Roman"/>
+          <w:color w:val="000000" w:themeColor="text1"/>
           <w:kern w:val="0"/>
           <w:sz w:val="11"/>
           <w:szCs w:val="11"/>
@@ -2067,6 +2821,7 @@
         <w:rPr>
           <w:rFonts w:cs="Times New Roman"/>
           <w:bCs/>
+          <w:color w:val="000000" w:themeColor="text1"/>
           <w:kern w:val="0"/>
           <w:sz w:val="11"/>
           <w:szCs w:val="11"/>
@@ -2077,6 +2832,7 @@
       <w:r>
         <w:rPr>
           <w:rFonts w:cs="Times New Roman"/>
+          <w:color w:val="000000" w:themeColor="text1"/>
           <w:kern w:val="0"/>
           <w:sz w:val="11"/>
           <w:szCs w:val="11"/>
@@ -2088,6 +2844,7 @@
         <w:rPr>
           <w:rFonts w:cs="Times New Roman"/>
           <w:bCs/>
+          <w:color w:val="000000" w:themeColor="text1"/>
           <w:kern w:val="0"/>
           <w:sz w:val="11"/>
           <w:szCs w:val="11"/>
@@ -2098,6 +2855,7 @@
       <w:r>
         <w:rPr>
           <w:rFonts w:cs="Times New Roman"/>
+          <w:color w:val="000000" w:themeColor="text1"/>
           <w:kern w:val="0"/>
           <w:sz w:val="11"/>
           <w:szCs w:val="11"/>
@@ -2109,6 +2867,7 @@
         <w:rPr>
           <w:rFonts w:cs="Times New Roman"/>
           <w:bCs/>
+          <w:color w:val="000000" w:themeColor="text1"/>
           <w:kern w:val="0"/>
           <w:sz w:val="11"/>
           <w:szCs w:val="11"/>
@@ -2119,6 +2878,7 @@
       <w:r>
         <w:rPr>
           <w:rFonts w:cs="Times New Roman"/>
+          <w:color w:val="000000" w:themeColor="text1"/>
           <w:kern w:val="0"/>
           <w:sz w:val="11"/>
           <w:szCs w:val="11"/>
@@ -2130,6 +2890,7 @@
         <w:rPr>
           <w:rFonts w:cs="Times New Roman"/>
           <w:bCs/>
+          <w:color w:val="000000" w:themeColor="text1"/>
           <w:kern w:val="0"/>
           <w:sz w:val="11"/>
           <w:szCs w:val="11"/>
@@ -2140,6 +2901,7 @@
       <w:r>
         <w:rPr>
           <w:rFonts w:cs="Times New Roman"/>
+          <w:color w:val="000000" w:themeColor="text1"/>
           <w:kern w:val="0"/>
           <w:sz w:val="11"/>
           <w:szCs w:val="11"/>
@@ -2151,6 +2913,7 @@
         <w:rPr>
           <w:rFonts w:cs="Times New Roman"/>
           <w:bCs/>
+          <w:color w:val="000000" w:themeColor="text1"/>
           <w:kern w:val="0"/>
           <w:sz w:val="11"/>
           <w:szCs w:val="11"/>
@@ -2161,6 +2924,7 @@
       <w:r>
         <w:rPr>
           <w:rFonts w:cs="Times New Roman"/>
+          <w:color w:val="000000" w:themeColor="text1"/>
           <w:kern w:val="0"/>
           <w:sz w:val="11"/>
           <w:szCs w:val="11"/>
@@ -2175,16 +2939,18 @@
         <w:spacing w:after="0" w:line="240" w:lineRule="auto"/>
         <w:rPr>
           <w:rFonts w:cs="Times New Roman"/>
-          <w:kern w:val="0"/>
-          <w:sz w:val="11"/>
-          <w:szCs w:val="11"/>
-          <w14:ligatures w14:val="none"/>
-        </w:rPr>
-      </w:pPr>
-      <w:r>
-        <w:rPr>
-          <w:rFonts w:cs="Times New Roman"/>
-          <w:bCs/>
+          <w:color w:val="000000" w:themeColor="text1"/>
+          <w:kern w:val="0"/>
+          <w:sz w:val="11"/>
+          <w:szCs w:val="11"/>
+          <w14:ligatures w14:val="none"/>
+        </w:rPr>
+      </w:pPr>
+      <w:r>
+        <w:rPr>
+          <w:rFonts w:cs="Times New Roman"/>
+          <w:bCs/>
+          <w:color w:val="000000" w:themeColor="text1"/>
           <w:kern w:val="0"/>
           <w:sz w:val="11"/>
           <w:szCs w:val="11"/>
@@ -2195,6 +2961,7 @@
       <w:r>
         <w:rPr>
           <w:rFonts w:cs="Times New Roman"/>
+          <w:color w:val="000000" w:themeColor="text1"/>
           <w:kern w:val="0"/>
           <w:sz w:val="11"/>
           <w:szCs w:val="11"/>
@@ -2209,16 +2976,18 @@
         <w:spacing w:after="0" w:line="240" w:lineRule="auto"/>
         <w:rPr>
           <w:rFonts w:cs="Times New Roman"/>
-          <w:kern w:val="0"/>
-          <w:sz w:val="11"/>
-          <w:szCs w:val="11"/>
-          <w14:ligatures w14:val="none"/>
-        </w:rPr>
-      </w:pPr>
-      <w:r>
-        <w:rPr>
-          <w:rFonts w:cs="Times New Roman"/>
-          <w:bCs/>
+          <w:color w:val="000000" w:themeColor="text1"/>
+          <w:kern w:val="0"/>
+          <w:sz w:val="11"/>
+          <w:szCs w:val="11"/>
+          <w14:ligatures w14:val="none"/>
+        </w:rPr>
+      </w:pPr>
+      <w:r>
+        <w:rPr>
+          <w:rFonts w:cs="Times New Roman"/>
+          <w:bCs/>
+          <w:color w:val="000000" w:themeColor="text1"/>
           <w:kern w:val="0"/>
           <w:sz w:val="11"/>
           <w:szCs w:val="11"/>
@@ -2229,6 +2998,7 @@
       <w:r>
         <w:rPr>
           <w:rFonts w:cs="Times New Roman"/>
+          <w:color w:val="000000" w:themeColor="text1"/>
           <w:kern w:val="0"/>
           <w:sz w:val="11"/>
           <w:szCs w:val="11"/>
@@ -2243,16 +3013,18 @@
         <w:spacing w:after="0" w:line="240" w:lineRule="auto"/>
         <w:rPr>
           <w:rFonts w:cs="Times New Roman"/>
-          <w:kern w:val="0"/>
-          <w:sz w:val="11"/>
-          <w:szCs w:val="11"/>
-          <w14:ligatures w14:val="none"/>
-        </w:rPr>
-      </w:pPr>
-      <w:r>
-        <w:rPr>
-          <w:rFonts w:cs="Times New Roman"/>
-          <w:bCs/>
+          <w:color w:val="000000" w:themeColor="text1"/>
+          <w:kern w:val="0"/>
+          <w:sz w:val="11"/>
+          <w:szCs w:val="11"/>
+          <w14:ligatures w14:val="none"/>
+        </w:rPr>
+      </w:pPr>
+      <w:r>
+        <w:rPr>
+          <w:rFonts w:cs="Times New Roman"/>
+          <w:bCs/>
+          <w:color w:val="000000" w:themeColor="text1"/>
           <w:kern w:val="0"/>
           <w:sz w:val="11"/>
           <w:szCs w:val="11"/>
@@ -2263,6 +3035,7 @@
       <w:r>
         <w:rPr>
           <w:rFonts w:cs="Times New Roman"/>
+          <w:color w:val="000000" w:themeColor="text1"/>
           <w:kern w:val="0"/>
           <w:sz w:val="11"/>
           <w:szCs w:val="11"/>
@@ -2277,16 +3050,18 @@
         <w:spacing w:after="0" w:line="240" w:lineRule="auto"/>
         <w:rPr>
           <w:rFonts w:cs="Times New Roman"/>
-          <w:kern w:val="0"/>
-          <w:sz w:val="11"/>
-          <w:szCs w:val="11"/>
-          <w14:ligatures w14:val="none"/>
-        </w:rPr>
-      </w:pPr>
-      <w:r>
-        <w:rPr>
-          <w:rFonts w:cs="Times New Roman"/>
-          <w:bCs/>
+          <w:color w:val="000000" w:themeColor="text1"/>
+          <w:kern w:val="0"/>
+          <w:sz w:val="11"/>
+          <w:szCs w:val="11"/>
+          <w14:ligatures w14:val="none"/>
+        </w:rPr>
+      </w:pPr>
+      <w:r>
+        <w:rPr>
+          <w:rFonts w:cs="Times New Roman"/>
+          <w:bCs/>
+          <w:color w:val="000000" w:themeColor="text1"/>
           <w:kern w:val="0"/>
           <w:sz w:val="11"/>
           <w:szCs w:val="11"/>
@@ -2297,6 +3072,7 @@
       <w:r>
         <w:rPr>
           <w:rFonts w:cs="Times New Roman"/>
+          <w:color w:val="000000" w:themeColor="text1"/>
           <w:kern w:val="0"/>
           <w:sz w:val="11"/>
           <w:szCs w:val="11"/>
@@ -2311,16 +3087,18 @@
         <w:spacing w:after="0" w:line="240" w:lineRule="auto"/>
         <w:rPr>
           <w:rFonts w:cs="Times New Roman"/>
-          <w:kern w:val="0"/>
-          <w:sz w:val="11"/>
-          <w:szCs w:val="11"/>
-          <w14:ligatures w14:val="none"/>
-        </w:rPr>
-      </w:pPr>
-      <w:r>
-        <w:rPr>
-          <w:rFonts w:cs="Times New Roman"/>
-          <w:bCs/>
+          <w:color w:val="000000" w:themeColor="text1"/>
+          <w:kern w:val="0"/>
+          <w:sz w:val="11"/>
+          <w:szCs w:val="11"/>
+          <w14:ligatures w14:val="none"/>
+        </w:rPr>
+      </w:pPr>
+      <w:r>
+        <w:rPr>
+          <w:rFonts w:cs="Times New Roman"/>
+          <w:bCs/>
+          <w:color w:val="000000" w:themeColor="text1"/>
           <w:kern w:val="0"/>
           <w:sz w:val="11"/>
           <w:szCs w:val="11"/>
@@ -2331,6 +3109,7 @@
       <w:r>
         <w:rPr>
           <w:rFonts w:cs="Times New Roman"/>
+          <w:color w:val="000000" w:themeColor="text1"/>
           <w:kern w:val="0"/>
           <w:sz w:val="11"/>
           <w:szCs w:val="11"/>
@@ -2345,16 +3124,18 @@
         <w:spacing w:after="0" w:line="240" w:lineRule="auto"/>
         <w:rPr>
           <w:rFonts w:cs="Times New Roman"/>
-          <w:kern w:val="0"/>
-          <w:sz w:val="11"/>
-          <w:szCs w:val="11"/>
-          <w14:ligatures w14:val="none"/>
-        </w:rPr>
-      </w:pPr>
-      <w:r>
-        <w:rPr>
-          <w:rFonts w:cs="Times New Roman"/>
-          <w:bCs/>
+          <w:color w:val="000000" w:themeColor="text1"/>
+          <w:kern w:val="0"/>
+          <w:sz w:val="11"/>
+          <w:szCs w:val="11"/>
+          <w14:ligatures w14:val="none"/>
+        </w:rPr>
+      </w:pPr>
+      <w:r>
+        <w:rPr>
+          <w:rFonts w:cs="Times New Roman"/>
+          <w:bCs/>
+          <w:color w:val="000000" w:themeColor="text1"/>
           <w:kern w:val="0"/>
           <w:sz w:val="11"/>
           <w:szCs w:val="11"/>
@@ -2365,6 +3146,7 @@
       <w:r>
         <w:rPr>
           <w:rFonts w:cs="Times New Roman"/>
+          <w:color w:val="000000" w:themeColor="text1"/>
           <w:kern w:val="0"/>
           <w:sz w:val="11"/>
           <w:szCs w:val="11"/>
@@ -2379,16 +3161,18 @@
         <w:spacing w:after="0" w:line="240" w:lineRule="auto"/>
         <w:rPr>
           <w:rFonts w:cs="Times New Roman"/>
-          <w:kern w:val="0"/>
-          <w:sz w:val="11"/>
-          <w:szCs w:val="11"/>
-          <w14:ligatures w14:val="none"/>
-        </w:rPr>
-      </w:pPr>
-      <w:r>
-        <w:rPr>
-          <w:rFonts w:cs="Times New Roman"/>
-          <w:bCs/>
+          <w:color w:val="000000" w:themeColor="text1"/>
+          <w:kern w:val="0"/>
+          <w:sz w:val="11"/>
+          <w:szCs w:val="11"/>
+          <w14:ligatures w14:val="none"/>
+        </w:rPr>
+      </w:pPr>
+      <w:r>
+        <w:rPr>
+          <w:rFonts w:cs="Times New Roman"/>
+          <w:bCs/>
+          <w:color w:val="000000" w:themeColor="text1"/>
           <w:kern w:val="0"/>
           <w:sz w:val="11"/>
           <w:szCs w:val="11"/>
@@ -2399,6 +3183,7 @@
       <w:r>
         <w:rPr>
           <w:rFonts w:cs="Times New Roman"/>
+          <w:color w:val="000000" w:themeColor="text1"/>
           <w:kern w:val="0"/>
           <w:sz w:val="11"/>
           <w:szCs w:val="11"/>
@@ -2413,16 +3198,18 @@
         <w:spacing w:after="0" w:line="240" w:lineRule="auto"/>
         <w:rPr>
           <w:rFonts w:cs="Times New Roman"/>
-          <w:kern w:val="0"/>
-          <w:sz w:val="11"/>
-          <w:szCs w:val="11"/>
-          <w14:ligatures w14:val="none"/>
-        </w:rPr>
-      </w:pPr>
-      <w:r>
-        <w:rPr>
-          <w:rFonts w:cs="Times New Roman"/>
-          <w:bCs/>
+          <w:color w:val="000000" w:themeColor="text1"/>
+          <w:kern w:val="0"/>
+          <w:sz w:val="11"/>
+          <w:szCs w:val="11"/>
+          <w14:ligatures w14:val="none"/>
+        </w:rPr>
+      </w:pPr>
+      <w:r>
+        <w:rPr>
+          <w:rFonts w:cs="Times New Roman"/>
+          <w:bCs/>
+          <w:color w:val="000000" w:themeColor="text1"/>
           <w:kern w:val="0"/>
           <w:sz w:val="11"/>
           <w:szCs w:val="11"/>
@@ -2433,6 +3220,7 @@
       <w:r>
         <w:rPr>
           <w:rFonts w:cs="Times New Roman"/>
+          <w:color w:val="000000" w:themeColor="text1"/>
           <w:kern w:val="0"/>
           <w:sz w:val="11"/>
           <w:szCs w:val="11"/>
@@ -2447,16 +3235,18 @@
         <w:spacing w:after="0" w:line="240" w:lineRule="auto"/>
         <w:rPr>
           <w:rFonts w:cs="Times New Roman"/>
-          <w:kern w:val="0"/>
-          <w:sz w:val="11"/>
-          <w:szCs w:val="11"/>
-          <w14:ligatures w14:val="none"/>
-        </w:rPr>
-      </w:pPr>
-      <w:r>
-        <w:rPr>
-          <w:rFonts w:cs="Times New Roman"/>
-          <w:bCs/>
+          <w:color w:val="000000" w:themeColor="text1"/>
+          <w:kern w:val="0"/>
+          <w:sz w:val="11"/>
+          <w:szCs w:val="11"/>
+          <w14:ligatures w14:val="none"/>
+        </w:rPr>
+      </w:pPr>
+      <w:r>
+        <w:rPr>
+          <w:rFonts w:cs="Times New Roman"/>
+          <w:bCs/>
+          <w:color w:val="000000" w:themeColor="text1"/>
           <w:kern w:val="0"/>
           <w:sz w:val="11"/>
           <w:szCs w:val="11"/>
@@ -2467,6 +3257,7 @@
       <w:r>
         <w:rPr>
           <w:rFonts w:cs="Times New Roman"/>
+          <w:color w:val="000000" w:themeColor="text1"/>
           <w:kern w:val="0"/>
           <w:sz w:val="11"/>
           <w:szCs w:val="11"/>
@@ -2481,16 +3272,18 @@
         <w:spacing w:after="0" w:line="240" w:lineRule="auto"/>
         <w:rPr>
           <w:rFonts w:cs="Times New Roman"/>
-          <w:kern w:val="0"/>
-          <w:sz w:val="11"/>
-          <w:szCs w:val="11"/>
-          <w14:ligatures w14:val="none"/>
-        </w:rPr>
-      </w:pPr>
-      <w:r>
-        <w:rPr>
-          <w:rFonts w:cs="Times New Roman"/>
-          <w:bCs/>
+          <w:color w:val="000000" w:themeColor="text1"/>
+          <w:kern w:val="0"/>
+          <w:sz w:val="11"/>
+          <w:szCs w:val="11"/>
+          <w14:ligatures w14:val="none"/>
+        </w:rPr>
+      </w:pPr>
+      <w:r>
+        <w:rPr>
+          <w:rFonts w:cs="Times New Roman"/>
+          <w:bCs/>
+          <w:color w:val="000000" w:themeColor="text1"/>
           <w:kern w:val="0"/>
           <w:sz w:val="11"/>
           <w:szCs w:val="11"/>
@@ -2501,6 +3294,7 @@
       <w:r>
         <w:rPr>
           <w:rFonts w:cs="Times New Roman"/>
+          <w:color w:val="000000" w:themeColor="text1"/>
           <w:kern w:val="0"/>
           <w:sz w:val="11"/>
           <w:szCs w:val="11"/>
@@ -2515,6 +3309,7 @@
         <w:spacing w:after="0" w:line="240" w:lineRule="auto"/>
         <w:rPr>
           <w:rFonts w:cs="Times New Roman"/>
+          <w:color w:val="000000" w:themeColor="text1"/>
           <w:kern w:val="0"/>
           <w:sz w:val="11"/>
           <w:szCs w:val="11"/>
@@ -2525,6 +3320,7 @@
         <w:rPr>
           <w:rFonts w:cs="Times New Roman"/>
           <w:noProof/>
+          <w:color w:val="000000" w:themeColor="text1"/>
           <w:kern w:val="0"/>
           <w:sz w:val="11"/>
           <w:szCs w:val="11"/>
@@ -2540,16 +3336,18 @@
         <w:spacing w:after="0" w:line="240" w:lineRule="auto"/>
         <w:rPr>
           <w:rFonts w:cs="Times New Roman"/>
-          <w:kern w:val="0"/>
-          <w:sz w:val="11"/>
-          <w:szCs w:val="11"/>
-          <w14:ligatures w14:val="none"/>
-        </w:rPr>
-      </w:pPr>
-      <w:r>
-        <w:rPr>
-          <w:rFonts w:cs="Times New Roman"/>
-          <w:bCs/>
+          <w:color w:val="000000" w:themeColor="text1"/>
+          <w:kern w:val="0"/>
+          <w:sz w:val="11"/>
+          <w:szCs w:val="11"/>
+          <w14:ligatures w14:val="none"/>
+        </w:rPr>
+      </w:pPr>
+      <w:r>
+        <w:rPr>
+          <w:rFonts w:cs="Times New Roman"/>
+          <w:bCs/>
+          <w:color w:val="000000" w:themeColor="text1"/>
           <w:kern w:val="0"/>
           <w:sz w:val="11"/>
           <w:szCs w:val="11"/>
@@ -2569,15 +3367,17 @@
         <w:ind w:left="0"/>
         <w:rPr>
           <w:rFonts w:cs="Times New Roman"/>
-          <w:kern w:val="0"/>
-          <w:sz w:val="11"/>
-          <w:szCs w:val="11"/>
-          <w14:ligatures w14:val="none"/>
-        </w:rPr>
-      </w:pPr>
-      <w:r>
-        <w:rPr>
-          <w:rFonts w:cs="Times New Roman"/>
+          <w:color w:val="000000" w:themeColor="text1"/>
+          <w:kern w:val="0"/>
+          <w:sz w:val="11"/>
+          <w:szCs w:val="11"/>
+          <w14:ligatures w14:val="none"/>
+        </w:rPr>
+      </w:pPr>
+      <w:r>
+        <w:rPr>
+          <w:rFonts w:cs="Times New Roman"/>
+          <w:color w:val="000000" w:themeColor="text1"/>
           <w:kern w:val="0"/>
           <w:sz w:val="11"/>
           <w:szCs w:val="11"/>
@@ -2588,6 +3388,7 @@
       <w:r>
         <w:rPr>
           <w:rFonts w:ascii="Cambria Math" w:hAnsi="Cambria Math" w:cs="Cambria Math"/>
+          <w:color w:val="000000" w:themeColor="text1"/>
           <w:kern w:val="0"/>
           <w:sz w:val="11"/>
           <w:szCs w:val="11"/>
@@ -2598,6 +3399,7 @@
       <w:r>
         <w:rPr>
           <w:rFonts w:cs="Times New Roman"/>
+          <w:color w:val="000000" w:themeColor="text1"/>
           <w:kern w:val="0"/>
           <w:sz w:val="11"/>
           <w:szCs w:val="11"/>
@@ -2608,6 +3410,7 @@
       <w:r>
         <w:rPr>
           <w:rFonts w:ascii="Cambria Math" w:hAnsi="Cambria Math" w:cs="Cambria Math"/>
+          <w:color w:val="000000" w:themeColor="text1"/>
           <w:kern w:val="0"/>
           <w:sz w:val="11"/>
           <w:szCs w:val="11"/>
@@ -2618,6 +3421,7 @@
       <w:r>
         <w:rPr>
           <w:rFonts w:cs="Times New Roman"/>
+          <w:color w:val="000000" w:themeColor="text1"/>
           <w:kern w:val="0"/>
           <w:sz w:val="11"/>
           <w:szCs w:val="11"/>
@@ -2637,15 +3441,17 @@
         <w:ind w:left="0"/>
         <w:rPr>
           <w:rFonts w:cs="Times New Roman"/>
-          <w:kern w:val="0"/>
-          <w:sz w:val="11"/>
-          <w:szCs w:val="11"/>
-          <w14:ligatures w14:val="none"/>
-        </w:rPr>
-      </w:pPr>
-      <w:r>
-        <w:rPr>
-          <w:rFonts w:cs="Times New Roman"/>
+          <w:color w:val="000000" w:themeColor="text1"/>
+          <w:kern w:val="0"/>
+          <w:sz w:val="11"/>
+          <w:szCs w:val="11"/>
+          <w14:ligatures w14:val="none"/>
+        </w:rPr>
+      </w:pPr>
+      <w:r>
+        <w:rPr>
+          <w:rFonts w:cs="Times New Roman"/>
+          <w:color w:val="000000" w:themeColor="text1"/>
           <w:kern w:val="0"/>
           <w:sz w:val="11"/>
           <w:szCs w:val="11"/>
@@ -2656,6 +3462,7 @@
       <w:r>
         <w:rPr>
           <w:rFonts w:ascii="Cambria Math" w:hAnsi="Cambria Math" w:cs="Cambria Math"/>
+          <w:color w:val="000000" w:themeColor="text1"/>
           <w:kern w:val="0"/>
           <w:sz w:val="11"/>
           <w:szCs w:val="11"/>
@@ -2666,6 +3473,7 @@
       <w:r>
         <w:rPr>
           <w:rFonts w:cs="Times New Roman"/>
+          <w:color w:val="000000" w:themeColor="text1"/>
           <w:kern w:val="0"/>
           <w:sz w:val="11"/>
           <w:szCs w:val="11"/>
@@ -2676,6 +3484,7 @@
       <w:r>
         <w:rPr>
           <w:rFonts w:ascii="Cambria Math" w:hAnsi="Cambria Math" w:cs="Cambria Math"/>
+          <w:color w:val="000000" w:themeColor="text1"/>
           <w:kern w:val="0"/>
           <w:sz w:val="11"/>
           <w:szCs w:val="11"/>
@@ -2686,6 +3495,7 @@
       <w:r>
         <w:rPr>
           <w:rFonts w:cs="Times New Roman"/>
+          <w:color w:val="000000" w:themeColor="text1"/>
           <w:kern w:val="0"/>
           <w:sz w:val="11"/>
           <w:szCs w:val="11"/>
@@ -2696,6 +3506,7 @@
       <w:r>
         <w:rPr>
           <w:rFonts w:ascii="Cambria Math" w:hAnsi="Cambria Math" w:cs="Cambria Math"/>
+          <w:color w:val="000000" w:themeColor="text1"/>
           <w:kern w:val="0"/>
           <w:sz w:val="11"/>
           <w:szCs w:val="11"/>
@@ -2706,6 +3517,7 @@
       <w:r>
         <w:rPr>
           <w:rFonts w:cs="Times New Roman"/>
+          <w:color w:val="000000" w:themeColor="text1"/>
           <w:kern w:val="0"/>
           <w:sz w:val="11"/>
           <w:szCs w:val="11"/>
@@ -2716,6 +3528,7 @@
       <w:r>
         <w:rPr>
           <w:rFonts w:ascii="Cambria Math" w:hAnsi="Cambria Math" w:cs="Cambria Math"/>
+          <w:color w:val="000000" w:themeColor="text1"/>
           <w:kern w:val="0"/>
           <w:sz w:val="11"/>
           <w:szCs w:val="11"/>
@@ -2735,15 +3548,17 @@
         <w:ind w:left="0"/>
         <w:rPr>
           <w:rFonts w:cs="Times New Roman"/>
-          <w:kern w:val="0"/>
-          <w:sz w:val="11"/>
-          <w:szCs w:val="11"/>
-          <w14:ligatures w14:val="none"/>
-        </w:rPr>
-      </w:pPr>
-      <w:r>
-        <w:rPr>
-          <w:rFonts w:cs="Times New Roman"/>
+          <w:color w:val="000000" w:themeColor="text1"/>
+          <w:kern w:val="0"/>
+          <w:sz w:val="11"/>
+          <w:szCs w:val="11"/>
+          <w14:ligatures w14:val="none"/>
+        </w:rPr>
+      </w:pPr>
+      <w:r>
+        <w:rPr>
+          <w:rFonts w:cs="Times New Roman"/>
+          <w:color w:val="000000" w:themeColor="text1"/>
           <w:kern w:val="0"/>
           <w:sz w:val="11"/>
           <w:szCs w:val="11"/>
@@ -2763,15 +3578,17 @@
         <w:ind w:left="0"/>
         <w:rPr>
           <w:rFonts w:cs="Times New Roman"/>
-          <w:kern w:val="0"/>
-          <w:sz w:val="11"/>
-          <w:szCs w:val="11"/>
-          <w14:ligatures w14:val="none"/>
-        </w:rPr>
-      </w:pPr>
-      <w:r>
-        <w:rPr>
-          <w:rFonts w:cs="Times New Roman"/>
+          <w:color w:val="000000" w:themeColor="text1"/>
+          <w:kern w:val="0"/>
+          <w:sz w:val="11"/>
+          <w:szCs w:val="11"/>
+          <w14:ligatures w14:val="none"/>
+        </w:rPr>
+      </w:pPr>
+      <w:r>
+        <w:rPr>
+          <w:rFonts w:cs="Times New Roman"/>
+          <w:color w:val="000000" w:themeColor="text1"/>
           <w:kern w:val="0"/>
           <w:sz w:val="11"/>
           <w:szCs w:val="11"/>
@@ -2791,15 +3608,17 @@
         <w:ind w:left="0"/>
         <w:rPr>
           <w:rFonts w:cs="Times New Roman"/>
-          <w:kern w:val="0"/>
-          <w:sz w:val="11"/>
-          <w:szCs w:val="11"/>
-          <w14:ligatures w14:val="none"/>
-        </w:rPr>
-      </w:pPr>
-      <w:r>
-        <w:rPr>
-          <w:rFonts w:cs="Times New Roman"/>
+          <w:color w:val="000000" w:themeColor="text1"/>
+          <w:kern w:val="0"/>
+          <w:sz w:val="11"/>
+          <w:szCs w:val="11"/>
+          <w14:ligatures w14:val="none"/>
+        </w:rPr>
+      </w:pPr>
+      <w:r>
+        <w:rPr>
+          <w:rFonts w:cs="Times New Roman"/>
+          <w:color w:val="000000" w:themeColor="text1"/>
           <w:kern w:val="0"/>
           <w:sz w:val="11"/>
           <w:szCs w:val="11"/>
@@ -2813,6 +3632,7 @@
         <w:snapToGrid w:val="0"/>
         <w:spacing w:after="0" w:line="240" w:lineRule="auto"/>
         <w:rPr>
+          <w:color w:val="000000" w:themeColor="text1"/>
           <w:sz w:val="11"/>
           <w:szCs w:val="11"/>
         </w:rPr>
